--- a/装机模拟器模拟赛Ⅰ/硬盘自带的OS中的B树/硬盘自带的OS中的B树.docx
+++ b/装机模拟器模拟赛Ⅰ/硬盘自带的OS中的B树/硬盘自带的OS中的B树.docx
@@ -69,6 +69,17 @@
           <w:lang w:eastAsia="zh-CN"/>
         </w:rPr>
         <w:t>osbt</w:t>
+      </w:r>
+      <w:r>
+        <w:rPr>
+          <w:rFonts w:hint="default"/>
+          <w:b/>
+          <w:bCs/>
+          <w:sz w:val="21"/>
+          <w:szCs w:val="21"/>
+          <w:lang w:eastAsia="zh-CN"/>
+        </w:rPr>
+        <w:t>.</w:t>
       </w:r>
       <w:r>
         <w:rPr>
@@ -156,76 +167,32 @@
           <w:szCs w:val="24"/>
           <w:lang w:eastAsia="zh-CN"/>
         </w:rPr>
-        <w:t>作为胆大心细的未来科技有限公司下属</w:t>
-      </w:r>
-      <w:r>
-        <w:rPr>
-          <w:rFonts w:hint="default"/>
-          <w:b w:val="0"/>
-          <w:bCs w:val="0"/>
-          <w:sz w:val="24"/>
-          <w:szCs w:val="24"/>
-          <w:lang w:eastAsia="zh-CN"/>
-        </w:rPr>
-        <w:t>小王</w:t>
-      </w:r>
-      <w:r>
-        <w:rPr>
-          <w:rFonts w:hint="default"/>
-          <w:b w:val="0"/>
-          <w:bCs w:val="0"/>
-          <w:sz w:val="24"/>
-          <w:szCs w:val="24"/>
-          <w:lang w:eastAsia="zh-CN"/>
-        </w:rPr>
-        <w:t>电脑店的员工，你注意到所有硬盘都自带OS，一天你决定研究一下OS的架构，你被OS中的一种叫做B树的数据结构所吸引，B树结构十分复杂，执行任务却十分重要，所以很有必要花10分钟完全了解B树，最好的学习就是应用，所以董事长决定让你写出一棵B树。</w:t>
-      </w:r>
-    </w:p>
-    <w:p>
-      <w:pPr>
-        <w:ind w:firstLine="420" w:firstLineChars="0"/>
-        <w:jc w:val="both"/>
-        <w:rPr>
-          <w:rFonts w:hint="default"/>
-          <w:b w:val="0"/>
-          <w:bCs w:val="0"/>
-          <w:sz w:val="24"/>
-          <w:szCs w:val="24"/>
-          <w:lang w:eastAsia="zh-CN"/>
-        </w:rPr>
-      </w:pPr>
-      <w:r>
-        <w:rPr>
-          <w:rFonts w:hint="default"/>
-          <w:b w:val="0"/>
-          <w:bCs w:val="0"/>
-          <w:sz w:val="24"/>
-          <w:szCs w:val="24"/>
-          <w:lang w:eastAsia="zh-CN"/>
-        </w:rPr>
-        <w:t>B树由N个带权节点，编号1到N，</w:t>
-      </w:r>
-      <w:r>
-        <w:rPr>
-          <w:rFonts w:hint="default"/>
-          <w:b w:val="0"/>
-          <w:bCs w:val="0"/>
-          <w:sz w:val="24"/>
-          <w:szCs w:val="24"/>
-          <w:lang w:eastAsia="zh-CN"/>
-        </w:rPr>
-        <w:t>每个点有颜色</w:t>
-      </w:r>
-      <w:r>
-        <w:rPr>
-          <w:rFonts w:hint="default"/>
-          <w:b w:val="0"/>
-          <w:bCs w:val="0"/>
-          <w:sz w:val="24"/>
-          <w:szCs w:val="24"/>
-          <w:lang w:eastAsia="zh-CN"/>
-        </w:rPr>
-        <w:t>，N-1条带权边构成。</w:t>
+        <w:t>作为胆大心细的未来科技有限公司下属小王电脑店的员工，你注意到所有硬盘都自带OS，一天你决定研究一下OS的架构，你被OS中的一种叫做B树的数据结构所吸引，B树结构十分复杂，执行任务却十分重要，所以很有必要花10分钟完全了解B树，最好的学习就是应用，所以董事长决定让你写出一棵B树。</w:t>
+      </w:r>
+    </w:p>
+    <w:p>
+      <w:pPr>
+        <w:ind w:firstLine="420" w:firstLineChars="0"/>
+        <w:jc w:val="both"/>
+        <w:rPr>
+          <w:rFonts w:hint="default"/>
+          <w:b w:val="0"/>
+          <w:bCs w:val="0"/>
+          <w:sz w:val="24"/>
+          <w:szCs w:val="24"/>
+          <w:lang w:eastAsia="zh-CN"/>
+        </w:rPr>
+      </w:pPr>
+      <w:r>
+        <w:rPr>
+          <w:rFonts w:hint="default"/>
+          <w:b w:val="0"/>
+          <w:bCs w:val="0"/>
+          <w:sz w:val="24"/>
+          <w:szCs w:val="24"/>
+          <w:lang w:eastAsia="zh-CN"/>
+        </w:rPr>
+        <w:t>B树由N个带权节点，编号1到N，每个点有颜色，N-1条带权边构成。</w:t>
       </w:r>
     </w:p>
     <w:p>
@@ -500,51 +467,7 @@
           <w:szCs w:val="24"/>
           <w:lang w:eastAsia="zh-CN"/>
         </w:rPr>
-        <w:t>B树拥有一种特殊</w:t>
-      </w:r>
-      <w:r>
-        <w:rPr>
-          <w:rFonts w:hint="default"/>
-          <w:b w:val="0"/>
-          <w:bCs w:val="0"/>
-          <w:sz w:val="24"/>
-          <w:szCs w:val="24"/>
-          <w:lang w:eastAsia="zh-CN"/>
-        </w:rPr>
-        <w:t>查询</w:t>
-      </w:r>
-      <w:r>
-        <w:rPr>
-          <w:rFonts w:hint="default"/>
-          <w:b w:val="0"/>
-          <w:bCs w:val="0"/>
-          <w:sz w:val="24"/>
-          <w:szCs w:val="24"/>
-          <w:lang w:eastAsia="zh-CN"/>
-        </w:rPr>
-        <w:t>——</w:t>
-      </w:r>
-      <w:r>
-        <w:rPr>
-          <w:rFonts w:hint="default"/>
-          <w:b w:val="0"/>
-          <w:bCs w:val="0"/>
-          <w:sz w:val="24"/>
-          <w:szCs w:val="24"/>
-          <w:lang w:eastAsia="zh-CN"/>
-        </w:rPr>
-        <w:t>查询从根节点到所有询问点的公共路经长度</w:t>
-      </w:r>
-      <w:r>
-        <w:rPr>
-          <w:rFonts w:hint="default"/>
-          <w:b w:val="0"/>
-          <w:bCs w:val="0"/>
-          <w:sz w:val="24"/>
-          <w:szCs w:val="24"/>
-          <w:lang w:eastAsia="zh-CN"/>
-        </w:rPr>
-        <w:t>。</w:t>
+        <w:t>B树拥有一种特殊查询——查询从根节点到所有询问点的公共路经长度。</w:t>
       </w:r>
     </w:p>
     <w:p>
@@ -774,18 +697,40 @@
           <w:szCs w:val="24"/>
           <w:lang w:eastAsia="zh-CN"/>
         </w:rPr>
-        <w:t>将某个以a为根的子树变为某个节点b的儿子（若b在a的子树中则忽略这次操作）</w:t>
-      </w:r>
-      <w:r>
-        <w:rPr>
-          <w:rFonts w:hint="default"/>
-          <w:b w:val="0"/>
-          <w:bCs w:val="0"/>
-          <w:sz w:val="24"/>
-          <w:szCs w:val="24"/>
-          <w:lang w:eastAsia="zh-CN"/>
-        </w:rPr>
-        <w:t>。</w:t>
+        <w:t>v</w:t>
+      </w:r>
+      <w:r>
+        <w:rPr>
+          <w:rFonts w:hint="default"/>
+          <w:b w:val="0"/>
+          <w:bCs w:val="0"/>
+          <w:sz w:val="24"/>
+          <w:szCs w:val="24"/>
+          <w:lang w:eastAsia="zh-CN"/>
+        </w:rPr>
+        <w:t>将以a为根的子树（含a）变为节点b的儿子</w:t>
+      </w:r>
+      <w:r>
+        <w:rPr>
+          <w:rFonts w:hint="default"/>
+          <w:b w:val="0"/>
+          <w:bCs w:val="0"/>
+          <w:sz w:val="24"/>
+          <w:szCs w:val="24"/>
+          <w:lang w:eastAsia="zh-CN"/>
+        </w:rPr>
+        <w:t>,a与b之间的边权为v</w:t>
+      </w:r>
+      <w:r>
+        <w:rPr>
+          <w:rFonts w:hint="default"/>
+          <w:b w:val="0"/>
+          <w:bCs w:val="0"/>
+          <w:sz w:val="24"/>
+          <w:szCs w:val="24"/>
+          <w:lang w:eastAsia="zh-CN"/>
+        </w:rPr>
+        <w:t>（若b在a的子树中则忽略这次操作）。</w:t>
       </w:r>
     </w:p>
     <w:p>
@@ -885,7 +830,31 @@
           <w:szCs w:val="24"/>
           <w:lang w:eastAsia="zh-CN"/>
         </w:rPr>
-        <w:t>6 a b v将a b之间的边的权值改为v（如果a b之间没有边则忽略）。</w:t>
+        <w:t>6 a b v将a b之间的边的权值改为v（如果a b之间没有边</w:t>
+      </w:r>
+      <w:r>
+        <w:rPr>
+          <w:rFonts w:hint="default"/>
+          <w:b w:val="0"/>
+          <w:bCs w:val="0"/>
+          <w:sz w:val="24"/>
+          <w:szCs w:val="24"/>
+          <w:lang w:eastAsia="zh-CN"/>
+        </w:rPr>
+        <w:t>直接相连</w:t>
+      </w:r>
+      <w:bookmarkStart w:id="6" w:name="_GoBack"/>
+      <w:bookmarkEnd w:id="6"/>
+      <w:r>
+        <w:rPr>
+          <w:rFonts w:hint="default"/>
+          <w:b w:val="0"/>
+          <w:bCs w:val="0"/>
+          <w:sz w:val="24"/>
+          <w:szCs w:val="24"/>
+          <w:lang w:eastAsia="zh-CN"/>
+        </w:rPr>
+        <w:t>则忽略）。</w:t>
       </w:r>
     </w:p>
     <w:p>
@@ -985,29 +954,7 @@
           <w:szCs w:val="24"/>
           <w:lang w:eastAsia="zh-CN"/>
         </w:rPr>
-        <w:t>10 k a1 a2 .. ak 有k个询问点，</w:t>
-      </w:r>
-      <w:r>
-        <w:rPr>
-          <w:rFonts w:hint="default"/>
-          <w:b w:val="0"/>
-          <w:bCs w:val="0"/>
-          <w:sz w:val="24"/>
-          <w:szCs w:val="24"/>
-          <w:lang w:eastAsia="zh-CN"/>
-        </w:rPr>
-        <w:t>查询从根节点到所有询问点的公共路经长度</w:t>
-      </w:r>
-      <w:r>
-        <w:rPr>
-          <w:rFonts w:hint="default"/>
-          <w:b w:val="0"/>
-          <w:bCs w:val="0"/>
-          <w:sz w:val="24"/>
-          <w:szCs w:val="24"/>
-          <w:lang w:eastAsia="zh-CN"/>
-        </w:rPr>
-        <w:t>。</w:t>
+        <w:t>10 k a1 a2 .. ak 有k个询问点，查询从根节点到所有询问点的公共路经长度。</w:t>
       </w:r>
     </w:p>
     <w:bookmarkEnd w:id="3"/>
@@ -1133,8 +1080,17 @@
           <w:lang w:val="en-US" w:eastAsia="zh-CN"/>
         </w:rPr>
       </w:pPr>
-      <w:bookmarkStart w:id="6" w:name="_GoBack"/>
-      <w:bookmarkEnd w:id="6"/>
+      <w:r>
+        <w:rPr>
+          <w:rFonts w:hint="eastAsia"/>
+          <w:b w:val="0"/>
+          <w:bCs w:val="0"/>
+          <w:sz w:val="24"/>
+          <w:szCs w:val="24"/>
+          <w:lang w:val="en-US" w:eastAsia="zh-CN"/>
+        </w:rPr>
+        <w:t>3 11</w:t>
+      </w:r>
     </w:p>
     <w:p>
       <w:pPr>
@@ -1149,7 +1105,426 @@
           <w:rFonts w:hint="eastAsia"/>
           <w:b w:val="0"/>
           <w:bCs w:val="0"/>
-          <w:color w:val="auto"/>
+          <w:sz w:val="24"/>
+          <w:szCs w:val="24"/>
+          <w:lang w:val="en-US" w:eastAsia="zh-CN"/>
+        </w:rPr>
+      </w:pPr>
+      <w:r>
+        <w:rPr>
+          <w:rFonts w:hint="eastAsia"/>
+          <w:b w:val="0"/>
+          <w:bCs w:val="0"/>
+          <w:sz w:val="24"/>
+          <w:szCs w:val="24"/>
+          <w:lang w:val="en-US" w:eastAsia="zh-CN"/>
+        </w:rPr>
+        <w:t>2 2 2 5 -3 1</w:t>
+      </w:r>
+    </w:p>
+    <w:p>
+      <w:pPr>
+        <w:widowControl w:val="0"/>
+        <w:numPr>
+          <w:ilvl w:val="0"/>
+          <w:numId w:val="0"/>
+        </w:numPr>
+        <w:ind w:firstLine="420" w:firstLineChars="0"/>
+        <w:jc w:val="both"/>
+        <w:rPr>
+          <w:rFonts w:hint="eastAsia"/>
+          <w:b w:val="0"/>
+          <w:bCs w:val="0"/>
+          <w:sz w:val="24"/>
+          <w:szCs w:val="24"/>
+          <w:lang w:val="en-US" w:eastAsia="zh-CN"/>
+        </w:rPr>
+      </w:pPr>
+      <w:r>
+        <w:rPr>
+          <w:rFonts w:hint="eastAsia"/>
+          <w:b w:val="0"/>
+          <w:bCs w:val="0"/>
+          <w:sz w:val="24"/>
+          <w:szCs w:val="24"/>
+          <w:lang w:val="en-US" w:eastAsia="zh-CN"/>
+        </w:rPr>
+        <w:t>2 1 2</w:t>
+      </w:r>
+    </w:p>
+    <w:p>
+      <w:pPr>
+        <w:widowControl w:val="0"/>
+        <w:numPr>
+          <w:ilvl w:val="0"/>
+          <w:numId w:val="0"/>
+        </w:numPr>
+        <w:ind w:firstLine="420" w:firstLineChars="0"/>
+        <w:jc w:val="both"/>
+        <w:rPr>
+          <w:rFonts w:hint="eastAsia"/>
+          <w:b w:val="0"/>
+          <w:bCs w:val="0"/>
+          <w:sz w:val="24"/>
+          <w:szCs w:val="24"/>
+          <w:lang w:val="en-US" w:eastAsia="zh-CN"/>
+        </w:rPr>
+      </w:pPr>
+      <w:r>
+        <w:rPr>
+          <w:rFonts w:hint="eastAsia"/>
+          <w:b w:val="0"/>
+          <w:bCs w:val="0"/>
+          <w:sz w:val="24"/>
+          <w:szCs w:val="24"/>
+          <w:lang w:val="en-US" w:eastAsia="zh-CN"/>
+        </w:rPr>
+        <w:t>2 3 2</w:t>
+      </w:r>
+    </w:p>
+    <w:p>
+      <w:pPr>
+        <w:widowControl w:val="0"/>
+        <w:numPr>
+          <w:ilvl w:val="0"/>
+          <w:numId w:val="0"/>
+        </w:numPr>
+        <w:ind w:firstLine="420" w:firstLineChars="0"/>
+        <w:jc w:val="both"/>
+        <w:rPr>
+          <w:rFonts w:hint="eastAsia"/>
+          <w:b w:val="0"/>
+          <w:bCs w:val="0"/>
+          <w:sz w:val="24"/>
+          <w:szCs w:val="24"/>
+          <w:lang w:val="en-US" w:eastAsia="zh-CN"/>
+        </w:rPr>
+      </w:pPr>
+      <w:r>
+        <w:rPr>
+          <w:rFonts w:hint="eastAsia"/>
+          <w:b w:val="0"/>
+          <w:bCs w:val="0"/>
+          <w:sz w:val="24"/>
+          <w:szCs w:val="24"/>
+          <w:lang w:val="en-US" w:eastAsia="zh-CN"/>
+        </w:rPr>
+        <w:t>1 1 3 2</w:t>
+      </w:r>
+    </w:p>
+    <w:p>
+      <w:pPr>
+        <w:widowControl w:val="0"/>
+        <w:numPr>
+          <w:ilvl w:val="0"/>
+          <w:numId w:val="0"/>
+        </w:numPr>
+        <w:ind w:firstLine="420" w:firstLineChars="0"/>
+        <w:jc w:val="both"/>
+        <w:rPr>
+          <w:rFonts w:hint="eastAsia"/>
+          <w:b w:val="0"/>
+          <w:bCs w:val="0"/>
+          <w:sz w:val="24"/>
+          <w:szCs w:val="24"/>
+          <w:lang w:val="en-US" w:eastAsia="zh-CN"/>
+        </w:rPr>
+      </w:pPr>
+      <w:r>
+        <w:rPr>
+          <w:rFonts w:hint="eastAsia"/>
+          <w:b w:val="0"/>
+          <w:bCs w:val="0"/>
+          <w:sz w:val="24"/>
+          <w:szCs w:val="24"/>
+          <w:lang w:val="en-US" w:eastAsia="zh-CN"/>
+        </w:rPr>
+        <w:t>2 1 3 1</w:t>
+      </w:r>
+    </w:p>
+    <w:p>
+      <w:pPr>
+        <w:widowControl w:val="0"/>
+        <w:numPr>
+          <w:ilvl w:val="0"/>
+          <w:numId w:val="0"/>
+        </w:numPr>
+        <w:ind w:firstLine="420" w:firstLineChars="0"/>
+        <w:jc w:val="both"/>
+        <w:rPr>
+          <w:rFonts w:hint="eastAsia"/>
+          <w:b w:val="0"/>
+          <w:bCs w:val="0"/>
+          <w:sz w:val="24"/>
+          <w:szCs w:val="24"/>
+          <w:lang w:val="en-US" w:eastAsia="zh-CN"/>
+        </w:rPr>
+      </w:pPr>
+      <w:r>
+        <w:rPr>
+          <w:rFonts w:hint="eastAsia"/>
+          <w:b w:val="0"/>
+          <w:bCs w:val="0"/>
+          <w:sz w:val="24"/>
+          <w:szCs w:val="24"/>
+          <w:lang w:val="en-US" w:eastAsia="zh-CN"/>
+        </w:rPr>
+        <w:t>3 2</w:t>
+      </w:r>
+    </w:p>
+    <w:p>
+      <w:pPr>
+        <w:widowControl w:val="0"/>
+        <w:numPr>
+          <w:ilvl w:val="0"/>
+          <w:numId w:val="0"/>
+        </w:numPr>
+        <w:ind w:firstLine="420" w:firstLineChars="0"/>
+        <w:jc w:val="both"/>
+        <w:rPr>
+          <w:rFonts w:hint="eastAsia"/>
+          <w:b w:val="0"/>
+          <w:bCs w:val="0"/>
+          <w:sz w:val="24"/>
+          <w:szCs w:val="24"/>
+          <w:lang w:val="en-US" w:eastAsia="zh-CN"/>
+        </w:rPr>
+      </w:pPr>
+      <w:r>
+        <w:rPr>
+          <w:rFonts w:hint="eastAsia"/>
+          <w:b w:val="0"/>
+          <w:bCs w:val="0"/>
+          <w:sz w:val="24"/>
+          <w:szCs w:val="24"/>
+          <w:lang w:val="en-US" w:eastAsia="zh-CN"/>
+        </w:rPr>
+        <w:t>4 3 -5</w:t>
+      </w:r>
+    </w:p>
+    <w:p>
+      <w:pPr>
+        <w:widowControl w:val="0"/>
+        <w:numPr>
+          <w:ilvl w:val="0"/>
+          <w:numId w:val="0"/>
+        </w:numPr>
+        <w:ind w:firstLine="420" w:firstLineChars="0"/>
+        <w:jc w:val="both"/>
+        <w:rPr>
+          <w:rFonts w:hint="eastAsia"/>
+          <w:b w:val="0"/>
+          <w:bCs w:val="0"/>
+          <w:sz w:val="24"/>
+          <w:szCs w:val="24"/>
+          <w:lang w:val="en-US" w:eastAsia="zh-CN"/>
+        </w:rPr>
+      </w:pPr>
+      <w:r>
+        <w:rPr>
+          <w:rFonts w:hint="eastAsia"/>
+          <w:b w:val="0"/>
+          <w:bCs w:val="0"/>
+          <w:sz w:val="24"/>
+          <w:szCs w:val="24"/>
+          <w:lang w:val="en-US" w:eastAsia="zh-CN"/>
+        </w:rPr>
+        <w:t>5 2 2 1</w:t>
+      </w:r>
+    </w:p>
+    <w:p>
+      <w:pPr>
+        <w:widowControl w:val="0"/>
+        <w:numPr>
+          <w:ilvl w:val="0"/>
+          <w:numId w:val="0"/>
+        </w:numPr>
+        <w:ind w:firstLine="420" w:firstLineChars="0"/>
+        <w:jc w:val="both"/>
+        <w:rPr>
+          <w:rFonts w:hint="eastAsia"/>
+          <w:b w:val="0"/>
+          <w:bCs w:val="0"/>
+          <w:sz w:val="24"/>
+          <w:szCs w:val="24"/>
+          <w:lang w:val="en-US" w:eastAsia="zh-CN"/>
+        </w:rPr>
+      </w:pPr>
+      <w:r>
+        <w:rPr>
+          <w:rFonts w:hint="eastAsia"/>
+          <w:b w:val="0"/>
+          <w:bCs w:val="0"/>
+          <w:sz w:val="24"/>
+          <w:szCs w:val="24"/>
+          <w:lang w:val="en-US" w:eastAsia="zh-CN"/>
+        </w:rPr>
+        <w:t>6 2 3 3</w:t>
+      </w:r>
+    </w:p>
+    <w:p>
+      <w:pPr>
+        <w:widowControl w:val="0"/>
+        <w:numPr>
+          <w:ilvl w:val="0"/>
+          <w:numId w:val="0"/>
+        </w:numPr>
+        <w:ind w:firstLine="420" w:firstLineChars="0"/>
+        <w:jc w:val="both"/>
+        <w:rPr>
+          <w:rFonts w:hint="eastAsia"/>
+          <w:b w:val="0"/>
+          <w:bCs w:val="0"/>
+          <w:sz w:val="24"/>
+          <w:szCs w:val="24"/>
+          <w:lang w:val="en-US" w:eastAsia="zh-CN"/>
+        </w:rPr>
+      </w:pPr>
+      <w:r>
+        <w:rPr>
+          <w:rFonts w:hint="eastAsia"/>
+          <w:b w:val="0"/>
+          <w:bCs w:val="0"/>
+          <w:sz w:val="24"/>
+          <w:szCs w:val="24"/>
+          <w:lang w:val="en-US" w:eastAsia="zh-CN"/>
+        </w:rPr>
+        <w:t>7 1 2</w:t>
+      </w:r>
+    </w:p>
+    <w:p>
+      <w:pPr>
+        <w:widowControl w:val="0"/>
+        <w:numPr>
+          <w:ilvl w:val="0"/>
+          <w:numId w:val="0"/>
+        </w:numPr>
+        <w:ind w:firstLine="420" w:firstLineChars="0"/>
+        <w:jc w:val="both"/>
+        <w:rPr>
+          <w:rFonts w:hint="eastAsia"/>
+          <w:b w:val="0"/>
+          <w:bCs w:val="0"/>
+          <w:sz w:val="24"/>
+          <w:szCs w:val="24"/>
+          <w:lang w:val="en-US" w:eastAsia="zh-CN"/>
+        </w:rPr>
+      </w:pPr>
+      <w:r>
+        <w:rPr>
+          <w:rFonts w:hint="eastAsia"/>
+          <w:b w:val="0"/>
+          <w:bCs w:val="0"/>
+          <w:sz w:val="24"/>
+          <w:szCs w:val="24"/>
+          <w:lang w:val="en-US" w:eastAsia="zh-CN"/>
+        </w:rPr>
+        <w:t>8 3</w:t>
+      </w:r>
+    </w:p>
+    <w:p>
+      <w:pPr>
+        <w:widowControl w:val="0"/>
+        <w:numPr>
+          <w:ilvl w:val="0"/>
+          <w:numId w:val="0"/>
+        </w:numPr>
+        <w:ind w:firstLine="420" w:firstLineChars="0"/>
+        <w:jc w:val="both"/>
+        <w:rPr>
+          <w:rFonts w:hint="eastAsia"/>
+          <w:b w:val="0"/>
+          <w:bCs w:val="0"/>
+          <w:sz w:val="24"/>
+          <w:szCs w:val="24"/>
+          <w:lang w:val="en-US" w:eastAsia="zh-CN"/>
+        </w:rPr>
+      </w:pPr>
+      <w:r>
+        <w:rPr>
+          <w:rFonts w:hint="eastAsia"/>
+          <w:b w:val="0"/>
+          <w:bCs w:val="0"/>
+          <w:sz w:val="24"/>
+          <w:szCs w:val="24"/>
+          <w:lang w:val="en-US" w:eastAsia="zh-CN"/>
+        </w:rPr>
+        <w:t>9 2</w:t>
+      </w:r>
+    </w:p>
+    <w:p>
+      <w:pPr>
+        <w:widowControl w:val="0"/>
+        <w:numPr>
+          <w:ilvl w:val="0"/>
+          <w:numId w:val="0"/>
+        </w:numPr>
+        <w:ind w:firstLine="420" w:firstLineChars="0"/>
+        <w:jc w:val="both"/>
+        <w:rPr>
+          <w:rFonts w:hint="eastAsia"/>
+          <w:b w:val="0"/>
+          <w:bCs w:val="0"/>
+          <w:sz w:val="24"/>
+          <w:szCs w:val="24"/>
+          <w:lang w:val="en-US" w:eastAsia="zh-CN"/>
+        </w:rPr>
+      </w:pPr>
+      <w:r>
+        <w:rPr>
+          <w:rFonts w:hint="eastAsia"/>
+          <w:b w:val="0"/>
+          <w:bCs w:val="0"/>
+          <w:sz w:val="24"/>
+          <w:szCs w:val="24"/>
+          <w:lang w:val="en-US" w:eastAsia="zh-CN"/>
+        </w:rPr>
+        <w:t>10 2 1 3</w:t>
+      </w:r>
+    </w:p>
+    <w:p>
+      <w:pPr>
+        <w:widowControl w:val="0"/>
+        <w:numPr>
+          <w:ilvl w:val="0"/>
+          <w:numId w:val="0"/>
+        </w:numPr>
+        <w:ind w:firstLine="420" w:firstLineChars="0"/>
+        <w:jc w:val="both"/>
+        <w:rPr>
+          <w:rFonts w:hint="eastAsia"/>
+          <w:b w:val="0"/>
+          <w:bCs w:val="0"/>
+          <w:sz w:val="24"/>
+          <w:szCs w:val="24"/>
+          <w:lang w:val="en-US" w:eastAsia="zh-CN"/>
+        </w:rPr>
+      </w:pPr>
+      <w:r>
+        <w:rPr>
+          <w:rFonts w:hint="eastAsia"/>
+          <w:b w:val="0"/>
+          <w:bCs w:val="0"/>
+          <w:sz w:val="24"/>
+          <w:szCs w:val="24"/>
+          <w:lang w:val="en-US" w:eastAsia="zh-CN"/>
+        </w:rPr>
+        <w:t xml:space="preserve">10 1 1 </w:t>
+      </w:r>
+    </w:p>
+    <w:p>
+      <w:pPr>
+        <w:widowControl w:val="0"/>
+        <w:numPr>
+          <w:ilvl w:val="0"/>
+          <w:numId w:val="0"/>
+        </w:numPr>
+        <w:ind w:firstLine="420" w:firstLineChars="0"/>
+        <w:jc w:val="both"/>
+        <w:rPr>
+          <w:rFonts w:hint="eastAsia"/>
+          <w:b w:val="0"/>
+          <w:bCs w:val="0"/>
           <w:sz w:val="24"/>
           <w:szCs w:val="24"/>
           <w:lang w:val="en-US" w:eastAsia="zh-CN"/>
@@ -1194,6 +1569,92 @@
         </w:rPr>
       </w:pPr>
       <w:bookmarkStart w:id="5" w:name="OLE_LINK9"/>
+      <w:r>
+        <w:rPr>
+          <w:rFonts w:hint="eastAsia"/>
+          <w:b w:val="0"/>
+          <w:bCs w:val="0"/>
+          <w:sz w:val="24"/>
+          <w:szCs w:val="24"/>
+          <w:lang w:val="en-US" w:eastAsia="zh-CN"/>
+        </w:rPr>
+        <w:t>2</w:t>
+      </w:r>
+    </w:p>
+    <w:p>
+      <w:pPr>
+        <w:ind w:firstLine="420" w:firstLineChars="0"/>
+        <w:jc w:val="both"/>
+        <w:rPr>
+          <w:rFonts w:hint="eastAsia"/>
+          <w:b w:val="0"/>
+          <w:bCs w:val="0"/>
+          <w:sz w:val="24"/>
+          <w:szCs w:val="24"/>
+          <w:lang w:val="en-US" w:eastAsia="zh-CN"/>
+        </w:rPr>
+      </w:pPr>
+      <w:r>
+        <w:rPr>
+          <w:rFonts w:hint="eastAsia"/>
+          <w:b w:val="0"/>
+          <w:bCs w:val="0"/>
+          <w:sz w:val="24"/>
+          <w:szCs w:val="24"/>
+          <w:lang w:val="en-US" w:eastAsia="zh-CN"/>
+        </w:rPr>
+        <w:t>-3</w:t>
+      </w:r>
+    </w:p>
+    <w:p>
+      <w:pPr>
+        <w:ind w:firstLine="420" w:firstLineChars="0"/>
+        <w:jc w:val="both"/>
+        <w:rPr>
+          <w:rFonts w:hint="eastAsia"/>
+          <w:b w:val="0"/>
+          <w:bCs w:val="0"/>
+          <w:sz w:val="24"/>
+          <w:szCs w:val="24"/>
+          <w:lang w:val="en-US" w:eastAsia="zh-CN"/>
+        </w:rPr>
+      </w:pPr>
+      <w:r>
+        <w:rPr>
+          <w:rFonts w:hint="eastAsia"/>
+          <w:b w:val="0"/>
+          <w:bCs w:val="0"/>
+          <w:sz w:val="24"/>
+          <w:szCs w:val="24"/>
+          <w:lang w:val="en-US" w:eastAsia="zh-CN"/>
+        </w:rPr>
+        <w:t>3</w:t>
+      </w:r>
+    </w:p>
+    <w:p>
+      <w:pPr>
+        <w:ind w:firstLine="420" w:firstLineChars="0"/>
+        <w:jc w:val="both"/>
+        <w:rPr>
+          <w:rFonts w:hint="eastAsia"/>
+          <w:b w:val="0"/>
+          <w:bCs w:val="0"/>
+          <w:sz w:val="24"/>
+          <w:szCs w:val="24"/>
+          <w:lang w:val="en-US" w:eastAsia="zh-CN"/>
+        </w:rPr>
+      </w:pPr>
+      <w:r>
+        <w:rPr>
+          <w:rFonts w:hint="eastAsia"/>
+          <w:b w:val="0"/>
+          <w:bCs w:val="0"/>
+          <w:sz w:val="24"/>
+          <w:szCs w:val="24"/>
+          <w:lang w:val="en-US" w:eastAsia="zh-CN"/>
+        </w:rPr>
+        <w:t>4</w:t>
+      </w:r>
     </w:p>
     <w:p>
       <w:pPr>
@@ -1236,17 +1697,62 @@
     </w:p>
     <w:p>
       <w:pPr>
-        <w:ind w:firstLine="420" w:firstLineChars="0"/>
-        <w:jc w:val="both"/>
-        <w:rPr>
-          <w:rFonts w:hint="eastAsia"/>
-          <w:b w:val="0"/>
-          <w:bCs w:val="0"/>
-          <w:sz w:val="24"/>
-          <w:szCs w:val="24"/>
-          <w:lang w:val="en-US" w:eastAsia="zh-CN"/>
-        </w:rPr>
-      </w:pPr>
+        <w:jc w:val="both"/>
+        <w:rPr>
+          <w:rFonts w:hint="default"/>
+          <w:b w:val="0"/>
+          <w:bCs w:val="0"/>
+          <w:sz w:val="24"/>
+          <w:szCs w:val="24"/>
+          <w:lang w:eastAsia="zh-CN"/>
+        </w:rPr>
+      </w:pPr>
+      <w:r>
+        <w:rPr>
+          <w:rFonts w:hint="default"/>
+          <w:b w:val="0"/>
+          <w:bCs w:val="0"/>
+          <w:sz w:val="24"/>
+          <w:szCs w:val="24"/>
+          <w:lang w:eastAsia="zh-CN"/>
+        </w:rPr>
+        <w:t>2 &lt;= N &lt;= 10,0000; 0 &lt;= M &lt;= 10,0000; 1 &lt;= c &lt;= 10,0000,0000;</w:t>
+      </w:r>
+    </w:p>
+    <w:p>
+      <w:pPr>
+        <w:jc w:val="both"/>
+        <w:rPr>
+          <w:rFonts w:hint="eastAsia"/>
+          <w:b w:val="0"/>
+          <w:bCs w:val="0"/>
+          <w:sz w:val="24"/>
+          <w:szCs w:val="24"/>
+          <w:lang w:eastAsia="zh-CN"/>
+        </w:rPr>
+      </w:pPr>
+      <w:r>
+        <w:rPr>
+          <w:rFonts w:hint="default"/>
+          <w:b w:val="0"/>
+          <w:bCs w:val="0"/>
+          <w:sz w:val="24"/>
+          <w:szCs w:val="24"/>
+          <w:lang w:eastAsia="zh-CN"/>
+        </w:rPr>
+        <w:t xml:space="preserve">|v| &lt;= 1,0000; 0 &lt;= </w:t>
+      </w:r>
+      <w:r>
+        <w:rPr>
+          <w:rFonts w:hint="default" w:ascii="Calibri" w:hAnsi="Calibri" w:cs="Calibri"/>
+          <w:b w:val="0"/>
+          <w:bCs w:val="0"/>
+          <w:sz w:val="24"/>
+          <w:szCs w:val="24"/>
+          <w:lang w:eastAsia="zh-CN"/>
+        </w:rPr>
+        <w:t>Σk &lt;= 10,0000; 1 &lt;= k &lt;= 10,0000;</w:t>
+      </w:r>
     </w:p>
     <w:sectPr>
       <w:pgSz w:w="11906" w:h="16838"/>

--- a/装机模拟器模拟赛Ⅰ/硬盘自带的OS中的B树/硬盘自带的OS中的B树.docx
+++ b/装机模拟器模拟赛Ⅰ/硬盘自带的OS中的B树/硬盘自带的OS中的B树.docx
@@ -35,7 +35,7 @@
           <w:szCs w:val="21"/>
           <w:lang w:val="en-US" w:eastAsia="zh-CN"/>
         </w:rPr>
-        <w:t>MB,</w:t>
+        <w:t>MB,1S,</w:t>
       </w:r>
       <w:r>
         <w:rPr>
@@ -46,7 +46,7 @@
           <w:szCs w:val="21"/>
           <w:lang w:eastAsia="zh-CN"/>
         </w:rPr>
-        <w:t>2</w:t>
+        <w:t>osbt.</w:t>
       </w:r>
       <w:r>
         <w:rPr>
@@ -57,39 +57,6 @@
           <w:szCs w:val="21"/>
           <w:lang w:val="en-US" w:eastAsia="zh-CN"/>
         </w:rPr>
-        <w:t>S,</w:t>
-      </w:r>
-      <w:r>
-        <w:rPr>
-          <w:rFonts w:hint="default"/>
-          <w:b/>
-          <w:bCs/>
-          <w:sz w:val="21"/>
-          <w:szCs w:val="21"/>
-          <w:lang w:eastAsia="zh-CN"/>
-        </w:rPr>
-        <w:t>osbt</w:t>
-      </w:r>
-      <w:r>
-        <w:rPr>
-          <w:rFonts w:hint="default"/>
-          <w:b/>
-          <w:bCs/>
-          <w:sz w:val="21"/>
-          <w:szCs w:val="21"/>
-          <w:lang w:eastAsia="zh-CN"/>
-        </w:rPr>
-        <w:t>.</w:t>
-      </w:r>
-      <w:r>
-        <w:rPr>
-          <w:rFonts w:hint="eastAsia"/>
-          <w:b/>
-          <w:bCs/>
-          <w:sz w:val="21"/>
-          <w:szCs w:val="21"/>
-          <w:lang w:val="en-US" w:eastAsia="zh-CN"/>
-        </w:rPr>
         <w:t>xxx</w:t>
       </w:r>
     </w:p>
@@ -242,31 +209,6 @@
           <w:szCs w:val="24"/>
           <w:lang w:eastAsia="zh-CN"/>
         </w:rPr>
-        <w:t>B树支持加边，将边加入后，与之前B树的N-1条边，生成一棵最小生成树，若存在多棵最小生成树，选择编号和尽可能小的一棵（边按输入顺序依次编号）。</w:t>
-      </w:r>
-    </w:p>
-    <w:p>
-      <w:pPr>
-        <w:ind w:firstLine="420" w:firstLineChars="0"/>
-        <w:jc w:val="both"/>
-        <w:rPr>
-          <w:rFonts w:hint="default"/>
-          <w:b w:val="0"/>
-          <w:bCs w:val="0"/>
-          <w:sz w:val="24"/>
-          <w:szCs w:val="24"/>
-          <w:lang w:eastAsia="zh-CN"/>
-        </w:rPr>
-      </w:pPr>
-      <w:r>
-        <w:rPr>
-          <w:rFonts w:hint="default"/>
-          <w:b w:val="0"/>
-          <w:bCs w:val="0"/>
-          <w:sz w:val="24"/>
-          <w:szCs w:val="24"/>
-          <w:lang w:eastAsia="zh-CN"/>
-        </w:rPr>
         <w:t>B树支持将某个以a为根的子树变为某个节点b的儿子。</w:t>
       </w:r>
     </w:p>
@@ -317,132 +259,7 @@
           <w:szCs w:val="24"/>
           <w:lang w:eastAsia="zh-CN"/>
         </w:rPr>
-        <w:t>B树支持修改点权。</w:t>
-      </w:r>
-    </w:p>
-    <w:p>
-      <w:pPr>
-        <w:ind w:firstLine="420" w:firstLineChars="0"/>
-        <w:jc w:val="both"/>
-        <w:rPr>
-          <w:rFonts w:hint="default"/>
-          <w:b w:val="0"/>
-          <w:bCs w:val="0"/>
-          <w:sz w:val="24"/>
-          <w:szCs w:val="24"/>
-          <w:lang w:eastAsia="zh-CN"/>
-        </w:rPr>
-      </w:pPr>
-      <w:r>
-        <w:rPr>
-          <w:rFonts w:hint="default"/>
-          <w:b w:val="0"/>
-          <w:bCs w:val="0"/>
-          <w:sz w:val="24"/>
-          <w:szCs w:val="24"/>
-          <w:lang w:eastAsia="zh-CN"/>
-        </w:rPr>
-        <w:t>B树支持修改链上点颜色。</w:t>
-      </w:r>
-    </w:p>
-    <w:p>
-      <w:pPr>
-        <w:ind w:firstLine="420" w:firstLineChars="0"/>
-        <w:jc w:val="both"/>
-        <w:rPr>
-          <w:rFonts w:hint="default"/>
-          <w:b w:val="0"/>
-          <w:bCs w:val="0"/>
-          <w:sz w:val="24"/>
-          <w:szCs w:val="24"/>
-          <w:lang w:eastAsia="zh-CN"/>
-        </w:rPr>
-      </w:pPr>
-      <w:r>
-        <w:rPr>
-          <w:rFonts w:hint="default"/>
-          <w:b w:val="0"/>
-          <w:bCs w:val="0"/>
-          <w:sz w:val="24"/>
-          <w:szCs w:val="24"/>
-          <w:lang w:eastAsia="zh-CN"/>
-        </w:rPr>
         <w:t>B树支持修改边权。</w:t>
-      </w:r>
-    </w:p>
-    <w:p>
-      <w:pPr>
-        <w:ind w:firstLine="420" w:firstLineChars="0"/>
-        <w:jc w:val="both"/>
-        <w:rPr>
-          <w:rFonts w:hint="default"/>
-          <w:b w:val="0"/>
-          <w:bCs w:val="0"/>
-          <w:sz w:val="24"/>
-          <w:szCs w:val="24"/>
-          <w:lang w:eastAsia="zh-CN"/>
-        </w:rPr>
-      </w:pPr>
-      <w:r>
-        <w:rPr>
-          <w:rFonts w:hint="default"/>
-          <w:b w:val="0"/>
-          <w:bCs w:val="0"/>
-          <w:sz w:val="24"/>
-          <w:szCs w:val="24"/>
-          <w:lang w:eastAsia="zh-CN"/>
-        </w:rPr>
-        <w:t>B树支持查询a到b链上的连续颜色段数。（例如1,1,3,3,1,2的颜色段数为4）</w:t>
-      </w:r>
-    </w:p>
-    <w:p>
-      <w:pPr>
-        <w:ind w:firstLine="420" w:firstLineChars="0"/>
-        <w:jc w:val="both"/>
-        <w:rPr>
-          <w:rFonts w:hint="default"/>
-          <w:b w:val="0"/>
-          <w:bCs w:val="0"/>
-          <w:sz w:val="24"/>
-          <w:szCs w:val="24"/>
-          <w:lang w:eastAsia="zh-CN"/>
-        </w:rPr>
-      </w:pPr>
-      <w:r>
-        <w:rPr>
-          <w:rFonts w:hint="default"/>
-          <w:b w:val="0"/>
-          <w:bCs w:val="0"/>
-          <w:sz w:val="24"/>
-          <w:szCs w:val="24"/>
-          <w:lang w:eastAsia="zh-CN"/>
-        </w:rPr>
-        <w:t>B树支持查询某个子树权值之和。</w:t>
-      </w:r>
-    </w:p>
-    <w:p>
-      <w:pPr>
-        <w:ind w:firstLine="420" w:firstLineChars="0"/>
-        <w:jc w:val="both"/>
-        <w:rPr>
-          <w:rFonts w:hint="default"/>
-          <w:b w:val="0"/>
-          <w:bCs w:val="0"/>
-          <w:sz w:val="24"/>
-          <w:szCs w:val="24"/>
-          <w:lang w:eastAsia="zh-CN"/>
-        </w:rPr>
-      </w:pPr>
-      <w:r>
-        <w:rPr>
-          <w:rFonts w:hint="default"/>
-          <w:b w:val="0"/>
-          <w:bCs w:val="0"/>
-          <w:sz w:val="24"/>
-          <w:szCs w:val="24"/>
-          <w:lang w:eastAsia="zh-CN"/>
-        </w:rPr>
-        <w:t>B树支持查询含某个节点，并且节点均在其子树中的最大权子连通块权值。</w:t>
       </w:r>
     </w:p>
     <w:p>
@@ -617,7 +434,6 @@
       <w:pPr>
         <w:ind w:firstLine="420" w:firstLineChars="0"/>
         <w:jc w:val="both"/>
-        <w:outlineLvl w:val="9"/>
         <w:rPr>
           <w:rFonts w:hint="default"/>
           <w:b w:val="0"/>
@@ -654,307 +470,133 @@
       </w:pPr>
       <w:r>
         <w:rPr>
-          <w:rFonts w:hint="default"/>
-          <w:b w:val="0"/>
-          <w:bCs w:val="0"/>
-          <w:sz w:val="24"/>
-          <w:szCs w:val="24"/>
-          <w:lang w:eastAsia="zh-CN"/>
-        </w:rPr>
-        <w:t>1 a b v 有一条权值为v的连接a和b的边加入。</w:t>
-      </w:r>
-    </w:p>
-    <w:p>
-      <w:pPr>
-        <w:ind w:firstLine="420" w:firstLineChars="0"/>
-        <w:jc w:val="both"/>
-        <w:rPr>
-          <w:rFonts w:hint="default"/>
-          <w:b w:val="0"/>
-          <w:bCs w:val="0"/>
-          <w:sz w:val="24"/>
-          <w:szCs w:val="24"/>
-          <w:lang w:eastAsia="zh-CN"/>
-        </w:rPr>
-      </w:pPr>
-      <w:r>
-        <w:rPr>
-          <w:rFonts w:hint="default"/>
-          <w:b w:val="0"/>
-          <w:bCs w:val="0"/>
-          <w:sz w:val="24"/>
-          <w:szCs w:val="24"/>
-          <w:lang w:eastAsia="zh-CN"/>
-        </w:rPr>
-        <w:t xml:space="preserve">2 a b </w:t>
-      </w:r>
-      <w:r>
-        <w:rPr>
-          <w:rFonts w:hint="default"/>
-          <w:b w:val="0"/>
-          <w:bCs w:val="0"/>
-          <w:sz w:val="24"/>
-          <w:szCs w:val="24"/>
-          <w:lang w:eastAsia="zh-CN"/>
-        </w:rPr>
-        <w:t>v</w:t>
-      </w:r>
-      <w:r>
-        <w:rPr>
-          <w:rFonts w:hint="default"/>
-          <w:b w:val="0"/>
-          <w:bCs w:val="0"/>
-          <w:sz w:val="24"/>
-          <w:szCs w:val="24"/>
-          <w:lang w:eastAsia="zh-CN"/>
-        </w:rPr>
-        <w:t>将以a为根的子树（含a）变为节点b的儿子</w:t>
-      </w:r>
-      <w:r>
-        <w:rPr>
-          <w:rFonts w:hint="default"/>
-          <w:b w:val="0"/>
-          <w:bCs w:val="0"/>
-          <w:sz w:val="24"/>
-          <w:szCs w:val="24"/>
-          <w:lang w:eastAsia="zh-CN"/>
-        </w:rPr>
-        <w:t>,a与b之间的边权为v</w:t>
-      </w:r>
-      <w:r>
-        <w:rPr>
-          <w:rFonts w:hint="default"/>
-          <w:b w:val="0"/>
-          <w:bCs w:val="0"/>
-          <w:sz w:val="24"/>
-          <w:szCs w:val="24"/>
-          <w:lang w:eastAsia="zh-CN"/>
-        </w:rPr>
-        <w:t>（若b在a的子树中则忽略这次操作）。</w:t>
-      </w:r>
-    </w:p>
-    <w:p>
-      <w:pPr>
-        <w:ind w:firstLine="420" w:firstLineChars="0"/>
-        <w:jc w:val="both"/>
-        <w:rPr>
-          <w:rFonts w:hint="default"/>
-          <w:b w:val="0"/>
-          <w:bCs w:val="0"/>
-          <w:sz w:val="24"/>
-          <w:szCs w:val="24"/>
-          <w:lang w:eastAsia="zh-CN"/>
-        </w:rPr>
-      </w:pPr>
-      <w:r>
-        <w:rPr>
-          <w:rFonts w:hint="default"/>
-          <w:b w:val="0"/>
-          <w:bCs w:val="0"/>
-          <w:sz w:val="24"/>
-          <w:szCs w:val="24"/>
-          <w:lang w:eastAsia="zh-CN"/>
-        </w:rPr>
-        <w:t>3 a 将根设为a。</w:t>
-      </w:r>
-    </w:p>
-    <w:p>
-      <w:pPr>
-        <w:ind w:firstLine="420" w:firstLineChars="0"/>
-        <w:jc w:val="both"/>
-        <w:rPr>
-          <w:rFonts w:hint="default"/>
-          <w:b w:val="0"/>
-          <w:bCs w:val="0"/>
-          <w:sz w:val="24"/>
-          <w:szCs w:val="24"/>
-          <w:lang w:eastAsia="zh-CN"/>
-        </w:rPr>
-      </w:pPr>
-      <w:r>
-        <w:rPr>
-          <w:rFonts w:hint="default"/>
-          <w:b w:val="0"/>
-          <w:bCs w:val="0"/>
-          <w:sz w:val="24"/>
-          <w:szCs w:val="24"/>
-          <w:lang w:eastAsia="zh-CN"/>
-        </w:rPr>
-        <w:t>4 a v 将a点权值改为v。</w:t>
-      </w:r>
-    </w:p>
-    <w:p>
-      <w:pPr>
-        <w:ind w:firstLine="420" w:firstLineChars="0"/>
-        <w:jc w:val="both"/>
-        <w:rPr>
-          <w:rFonts w:hint="default"/>
-          <w:b w:val="0"/>
-          <w:bCs w:val="0"/>
-          <w:sz w:val="24"/>
-          <w:szCs w:val="24"/>
-          <w:lang w:eastAsia="zh-CN"/>
-        </w:rPr>
-      </w:pPr>
-      <w:r>
-        <w:rPr>
-          <w:rFonts w:hint="default"/>
-          <w:b w:val="0"/>
-          <w:bCs w:val="0"/>
-          <w:sz w:val="24"/>
-          <w:szCs w:val="24"/>
-          <w:lang w:eastAsia="zh-CN"/>
-        </w:rPr>
-        <w:t>5 a b c 将a点到b点颜色值赋为c。</w:t>
-      </w:r>
-    </w:p>
-    <w:p>
-      <w:pPr>
-        <w:ind w:firstLine="420" w:firstLineChars="0"/>
-        <w:jc w:val="both"/>
-        <w:rPr>
-          <w:rFonts w:hint="default"/>
-          <w:b w:val="0"/>
-          <w:bCs w:val="0"/>
-          <w:sz w:val="24"/>
-          <w:szCs w:val="24"/>
-          <w:lang w:eastAsia="zh-CN"/>
-        </w:rPr>
-      </w:pPr>
-      <w:r>
-        <w:rPr>
-          <w:rFonts w:hint="default"/>
-          <w:b w:val="0"/>
-          <w:bCs w:val="0"/>
-          <w:sz w:val="24"/>
-          <w:szCs w:val="24"/>
-          <w:lang w:eastAsia="zh-CN"/>
-        </w:rPr>
-        <w:t>6 a b v将a b之间的边的权值改为v（如果a b之间没有边</w:t>
-      </w:r>
-      <w:r>
-        <w:rPr>
-          <w:rFonts w:hint="default"/>
-          <w:b w:val="0"/>
-          <w:bCs w:val="0"/>
-          <w:sz w:val="24"/>
-          <w:szCs w:val="24"/>
-          <w:lang w:eastAsia="zh-CN"/>
-        </w:rPr>
-        <w:t>直接相连</w:t>
-      </w:r>
-      <w:bookmarkStart w:id="6" w:name="_GoBack"/>
-      <w:bookmarkEnd w:id="6"/>
-      <w:r>
-        <w:rPr>
-          <w:rFonts w:hint="default"/>
-          <w:b w:val="0"/>
-          <w:bCs w:val="0"/>
-          <w:sz w:val="24"/>
-          <w:szCs w:val="24"/>
-          <w:lang w:eastAsia="zh-CN"/>
-        </w:rPr>
-        <w:t>则忽略）。</w:t>
-      </w:r>
-    </w:p>
-    <w:p>
-      <w:pPr>
-        <w:ind w:firstLine="420" w:firstLineChars="0"/>
-        <w:jc w:val="both"/>
-        <w:rPr>
-          <w:rFonts w:hint="default"/>
-          <w:b w:val="0"/>
-          <w:bCs w:val="0"/>
-          <w:sz w:val="24"/>
-          <w:szCs w:val="24"/>
-          <w:lang w:eastAsia="zh-CN"/>
-        </w:rPr>
-      </w:pPr>
-      <w:r>
-        <w:rPr>
-          <w:rFonts w:hint="default"/>
-          <w:b w:val="0"/>
-          <w:bCs w:val="0"/>
-          <w:sz w:val="24"/>
-          <w:szCs w:val="24"/>
-          <w:lang w:eastAsia="zh-CN"/>
-        </w:rPr>
-        <w:t>7 a b 查询a到b链上的连续颜色段数。</w:t>
-      </w:r>
-    </w:p>
-    <w:p>
-      <w:pPr>
-        <w:ind w:firstLine="420" w:firstLineChars="0"/>
-        <w:jc w:val="both"/>
-        <w:rPr>
-          <w:rFonts w:hint="default"/>
-          <w:b w:val="0"/>
-          <w:bCs w:val="0"/>
-          <w:sz w:val="24"/>
-          <w:szCs w:val="24"/>
-          <w:lang w:eastAsia="zh-CN"/>
-        </w:rPr>
-      </w:pPr>
-      <w:r>
-        <w:rPr>
-          <w:rFonts w:hint="default"/>
-          <w:b w:val="0"/>
-          <w:bCs w:val="0"/>
-          <w:sz w:val="24"/>
-          <w:szCs w:val="24"/>
-          <w:lang w:eastAsia="zh-CN"/>
-        </w:rPr>
-        <w:t>8 a 查询a子树的权值和。</w:t>
-      </w:r>
-    </w:p>
-    <w:p>
-      <w:pPr>
-        <w:ind w:firstLine="420" w:firstLineChars="0"/>
-        <w:jc w:val="both"/>
-        <w:rPr>
-          <w:rFonts w:hint="default"/>
-          <w:b w:val="0"/>
-          <w:bCs w:val="0"/>
-          <w:sz w:val="24"/>
-          <w:szCs w:val="24"/>
-          <w:lang w:eastAsia="zh-CN"/>
-        </w:rPr>
-      </w:pPr>
-      <w:r>
-        <w:rPr>
-          <w:rFonts w:hint="default"/>
-          <w:b w:val="0"/>
-          <w:bCs w:val="0"/>
-          <w:sz w:val="24"/>
-          <w:szCs w:val="24"/>
-          <w:lang w:eastAsia="zh-CN"/>
-        </w:rPr>
-        <w:t>9 a 查询包含a节点，且其他节点均在其子树中的最大权自连通块权值。</w:t>
-      </w:r>
-    </w:p>
-    <w:p>
-      <w:pPr>
-        <w:ind w:firstLine="420" w:firstLineChars="0"/>
-        <w:jc w:val="both"/>
-        <w:rPr>
-          <w:rFonts w:hint="eastAsia"/>
-          <w:b w:val="0"/>
-          <w:bCs w:val="0"/>
-          <w:sz w:val="24"/>
-          <w:szCs w:val="24"/>
-          <w:lang w:eastAsia="zh-CN"/>
-        </w:rPr>
-      </w:pPr>
-      <w:r>
-        <w:rPr>
-          <w:rFonts w:hint="default"/>
-          <w:b w:val="0"/>
-          <w:bCs w:val="0"/>
-          <w:sz w:val="24"/>
-          <w:szCs w:val="24"/>
-          <w:lang w:eastAsia="zh-CN"/>
-        </w:rPr>
-        <w:t>10 k a1 a2 .. ak 有k个询问点，查询从根节点到所有询问点的公共路经长度。</w:t>
+          <w:rFonts w:hint="eastAsia"/>
+          <w:b w:val="0"/>
+          <w:bCs w:val="0"/>
+          <w:sz w:val="24"/>
+          <w:szCs w:val="24"/>
+          <w:lang w:val="en-US" w:eastAsia="zh-CN"/>
+        </w:rPr>
+        <w:t>1</w:t>
+      </w:r>
+      <w:r>
+        <w:rPr>
+          <w:rFonts w:hint="default"/>
+          <w:b w:val="0"/>
+          <w:bCs w:val="0"/>
+          <w:sz w:val="24"/>
+          <w:szCs w:val="24"/>
+          <w:lang w:eastAsia="zh-CN"/>
+        </w:rPr>
+        <w:t xml:space="preserve"> a b v将以a为根的子树（含a）变为节点b的儿子,a与b之间的边权为v（若b在a的子树中则忽略这次操作）。</w:t>
+      </w:r>
+    </w:p>
+    <w:p>
+      <w:pPr>
+        <w:ind w:firstLine="420" w:firstLineChars="0"/>
+        <w:jc w:val="both"/>
+        <w:rPr>
+          <w:rFonts w:hint="default"/>
+          <w:b w:val="0"/>
+          <w:bCs w:val="0"/>
+          <w:sz w:val="24"/>
+          <w:szCs w:val="24"/>
+          <w:lang w:val="en-US" w:eastAsia="zh-CN"/>
+        </w:rPr>
+      </w:pPr>
+      <w:r>
+        <w:rPr>
+          <w:rFonts w:hint="eastAsia"/>
+          <w:b w:val="0"/>
+          <w:bCs w:val="0"/>
+          <w:sz w:val="24"/>
+          <w:szCs w:val="24"/>
+          <w:lang w:val="en-US" w:eastAsia="zh-CN"/>
+        </w:rPr>
+        <w:t>2</w:t>
+      </w:r>
+      <w:r>
+        <w:rPr>
+          <w:rFonts w:hint="default"/>
+          <w:b w:val="0"/>
+          <w:bCs w:val="0"/>
+          <w:sz w:val="24"/>
+          <w:szCs w:val="24"/>
+          <w:lang w:eastAsia="zh-CN"/>
+        </w:rPr>
+        <w:t xml:space="preserve"> a 将根设为a。</w:t>
+      </w:r>
+    </w:p>
+    <w:p>
+      <w:pPr>
+        <w:ind w:firstLine="420" w:firstLineChars="0"/>
+        <w:jc w:val="both"/>
+        <w:rPr>
+          <w:rFonts w:hint="default"/>
+          <w:b w:val="0"/>
+          <w:bCs w:val="0"/>
+          <w:sz w:val="24"/>
+          <w:szCs w:val="24"/>
+          <w:lang w:eastAsia="zh-CN"/>
+        </w:rPr>
+      </w:pPr>
+      <w:r>
+        <w:rPr>
+          <w:rFonts w:hint="eastAsia"/>
+          <w:b w:val="0"/>
+          <w:bCs w:val="0"/>
+          <w:sz w:val="24"/>
+          <w:szCs w:val="24"/>
+          <w:lang w:val="en-US" w:eastAsia="zh-CN"/>
+        </w:rPr>
+        <w:t>3</w:t>
+      </w:r>
+      <w:r>
+        <w:rPr>
+          <w:rFonts w:hint="default"/>
+          <w:b w:val="0"/>
+          <w:bCs w:val="0"/>
+          <w:sz w:val="24"/>
+          <w:szCs w:val="24"/>
+          <w:lang w:eastAsia="zh-CN"/>
+        </w:rPr>
+        <w:t xml:space="preserve"> a b v将a b之间的边的权值改为v（如果a b之间没有边直接相连则忽略）。</w:t>
+      </w:r>
+    </w:p>
+    <w:p>
+      <w:pPr>
+        <w:ind w:firstLine="420" w:firstLineChars="0"/>
+        <w:jc w:val="both"/>
+        <w:rPr>
+          <w:rFonts w:hint="eastAsia"/>
+          <w:b w:val="0"/>
+          <w:bCs w:val="0"/>
+          <w:sz w:val="24"/>
+          <w:szCs w:val="24"/>
+          <w:lang w:eastAsia="zh-CN"/>
+        </w:rPr>
+      </w:pPr>
+      <w:r>
+        <w:rPr>
+          <w:rFonts w:hint="eastAsia"/>
+          <w:b w:val="0"/>
+          <w:bCs w:val="0"/>
+          <w:sz w:val="24"/>
+          <w:szCs w:val="24"/>
+          <w:lang w:val="en-US" w:eastAsia="zh-CN"/>
+        </w:rPr>
+        <w:t>4</w:t>
+      </w:r>
+      <w:r>
+        <w:rPr>
+          <w:rFonts w:hint="default"/>
+          <w:b w:val="0"/>
+          <w:bCs w:val="0"/>
+          <w:sz w:val="24"/>
+          <w:szCs w:val="24"/>
+          <w:lang w:eastAsia="zh-CN"/>
+        </w:rPr>
+        <w:t xml:space="preserve"> k a1 a2 .. ak 有k个询问点，查询从根节点到所有询问点的公共路经长度。</w:t>
       </w:r>
     </w:p>
     <w:bookmarkEnd w:id="3"/>
@@ -1020,7 +662,29 @@
           <w:szCs w:val="24"/>
           <w:lang w:eastAsia="zh-CN"/>
         </w:rPr>
-        <w:t>对于每个7,8,9,10操作，输出一行一个整数表示询问的答案。</w:t>
+        <w:t>对于每个</w:t>
+      </w:r>
+      <w:r>
+        <w:rPr>
+          <w:rFonts w:hint="eastAsia"/>
+          <w:b w:val="0"/>
+          <w:bCs w:val="0"/>
+          <w:sz w:val="24"/>
+          <w:szCs w:val="24"/>
+          <w:lang w:val="en-US" w:eastAsia="zh-CN"/>
+        </w:rPr>
+        <w:t>4</w:t>
+      </w:r>
+      <w:r>
+        <w:rPr>
+          <w:rFonts w:hint="default"/>
+          <w:b w:val="0"/>
+          <w:bCs w:val="0"/>
+          <w:sz w:val="24"/>
+          <w:szCs w:val="24"/>
+          <w:lang w:eastAsia="zh-CN"/>
+        </w:rPr>
+        <w:t>操作，输出一行一个整数表示询问的答案。</w:t>
       </w:r>
     </w:p>
     <w:p>
@@ -1080,456 +744,6 @@
           <w:lang w:val="en-US" w:eastAsia="zh-CN"/>
         </w:rPr>
       </w:pPr>
-      <w:r>
-        <w:rPr>
-          <w:rFonts w:hint="eastAsia"/>
-          <w:b w:val="0"/>
-          <w:bCs w:val="0"/>
-          <w:sz w:val="24"/>
-          <w:szCs w:val="24"/>
-          <w:lang w:val="en-US" w:eastAsia="zh-CN"/>
-        </w:rPr>
-        <w:t>3 11</w:t>
-      </w:r>
-    </w:p>
-    <w:p>
-      <w:pPr>
-        <w:widowControl w:val="0"/>
-        <w:numPr>
-          <w:ilvl w:val="0"/>
-          <w:numId w:val="0"/>
-        </w:numPr>
-        <w:ind w:firstLine="420" w:firstLineChars="0"/>
-        <w:jc w:val="both"/>
-        <w:rPr>
-          <w:rFonts w:hint="eastAsia"/>
-          <w:b w:val="0"/>
-          <w:bCs w:val="0"/>
-          <w:sz w:val="24"/>
-          <w:szCs w:val="24"/>
-          <w:lang w:val="en-US" w:eastAsia="zh-CN"/>
-        </w:rPr>
-      </w:pPr>
-      <w:r>
-        <w:rPr>
-          <w:rFonts w:hint="eastAsia"/>
-          <w:b w:val="0"/>
-          <w:bCs w:val="0"/>
-          <w:sz w:val="24"/>
-          <w:szCs w:val="24"/>
-          <w:lang w:val="en-US" w:eastAsia="zh-CN"/>
-        </w:rPr>
-        <w:t>2 2 2 5 -3 1</w:t>
-      </w:r>
-    </w:p>
-    <w:p>
-      <w:pPr>
-        <w:widowControl w:val="0"/>
-        <w:numPr>
-          <w:ilvl w:val="0"/>
-          <w:numId w:val="0"/>
-        </w:numPr>
-        <w:ind w:firstLine="420" w:firstLineChars="0"/>
-        <w:jc w:val="both"/>
-        <w:rPr>
-          <w:rFonts w:hint="eastAsia"/>
-          <w:b w:val="0"/>
-          <w:bCs w:val="0"/>
-          <w:sz w:val="24"/>
-          <w:szCs w:val="24"/>
-          <w:lang w:val="en-US" w:eastAsia="zh-CN"/>
-        </w:rPr>
-      </w:pPr>
-      <w:r>
-        <w:rPr>
-          <w:rFonts w:hint="eastAsia"/>
-          <w:b w:val="0"/>
-          <w:bCs w:val="0"/>
-          <w:sz w:val="24"/>
-          <w:szCs w:val="24"/>
-          <w:lang w:val="en-US" w:eastAsia="zh-CN"/>
-        </w:rPr>
-        <w:t>2 1 2</w:t>
-      </w:r>
-    </w:p>
-    <w:p>
-      <w:pPr>
-        <w:widowControl w:val="0"/>
-        <w:numPr>
-          <w:ilvl w:val="0"/>
-          <w:numId w:val="0"/>
-        </w:numPr>
-        <w:ind w:firstLine="420" w:firstLineChars="0"/>
-        <w:jc w:val="both"/>
-        <w:rPr>
-          <w:rFonts w:hint="eastAsia"/>
-          <w:b w:val="0"/>
-          <w:bCs w:val="0"/>
-          <w:sz w:val="24"/>
-          <w:szCs w:val="24"/>
-          <w:lang w:val="en-US" w:eastAsia="zh-CN"/>
-        </w:rPr>
-      </w:pPr>
-      <w:r>
-        <w:rPr>
-          <w:rFonts w:hint="eastAsia"/>
-          <w:b w:val="0"/>
-          <w:bCs w:val="0"/>
-          <w:sz w:val="24"/>
-          <w:szCs w:val="24"/>
-          <w:lang w:val="en-US" w:eastAsia="zh-CN"/>
-        </w:rPr>
-        <w:t>2 3 2</w:t>
-      </w:r>
-    </w:p>
-    <w:p>
-      <w:pPr>
-        <w:widowControl w:val="0"/>
-        <w:numPr>
-          <w:ilvl w:val="0"/>
-          <w:numId w:val="0"/>
-        </w:numPr>
-        <w:ind w:firstLine="420" w:firstLineChars="0"/>
-        <w:jc w:val="both"/>
-        <w:rPr>
-          <w:rFonts w:hint="eastAsia"/>
-          <w:b w:val="0"/>
-          <w:bCs w:val="0"/>
-          <w:sz w:val="24"/>
-          <w:szCs w:val="24"/>
-          <w:lang w:val="en-US" w:eastAsia="zh-CN"/>
-        </w:rPr>
-      </w:pPr>
-      <w:r>
-        <w:rPr>
-          <w:rFonts w:hint="eastAsia"/>
-          <w:b w:val="0"/>
-          <w:bCs w:val="0"/>
-          <w:sz w:val="24"/>
-          <w:szCs w:val="24"/>
-          <w:lang w:val="en-US" w:eastAsia="zh-CN"/>
-        </w:rPr>
-        <w:t>1 1 3 2</w:t>
-      </w:r>
-    </w:p>
-    <w:p>
-      <w:pPr>
-        <w:widowControl w:val="0"/>
-        <w:numPr>
-          <w:ilvl w:val="0"/>
-          <w:numId w:val="0"/>
-        </w:numPr>
-        <w:ind w:firstLine="420" w:firstLineChars="0"/>
-        <w:jc w:val="both"/>
-        <w:rPr>
-          <w:rFonts w:hint="eastAsia"/>
-          <w:b w:val="0"/>
-          <w:bCs w:val="0"/>
-          <w:sz w:val="24"/>
-          <w:szCs w:val="24"/>
-          <w:lang w:val="en-US" w:eastAsia="zh-CN"/>
-        </w:rPr>
-      </w:pPr>
-      <w:r>
-        <w:rPr>
-          <w:rFonts w:hint="eastAsia"/>
-          <w:b w:val="0"/>
-          <w:bCs w:val="0"/>
-          <w:sz w:val="24"/>
-          <w:szCs w:val="24"/>
-          <w:lang w:val="en-US" w:eastAsia="zh-CN"/>
-        </w:rPr>
-        <w:t>2 1 3 1</w:t>
-      </w:r>
-    </w:p>
-    <w:p>
-      <w:pPr>
-        <w:widowControl w:val="0"/>
-        <w:numPr>
-          <w:ilvl w:val="0"/>
-          <w:numId w:val="0"/>
-        </w:numPr>
-        <w:ind w:firstLine="420" w:firstLineChars="0"/>
-        <w:jc w:val="both"/>
-        <w:rPr>
-          <w:rFonts w:hint="eastAsia"/>
-          <w:b w:val="0"/>
-          <w:bCs w:val="0"/>
-          <w:sz w:val="24"/>
-          <w:szCs w:val="24"/>
-          <w:lang w:val="en-US" w:eastAsia="zh-CN"/>
-        </w:rPr>
-      </w:pPr>
-      <w:r>
-        <w:rPr>
-          <w:rFonts w:hint="eastAsia"/>
-          <w:b w:val="0"/>
-          <w:bCs w:val="0"/>
-          <w:sz w:val="24"/>
-          <w:szCs w:val="24"/>
-          <w:lang w:val="en-US" w:eastAsia="zh-CN"/>
-        </w:rPr>
-        <w:t>3 2</w:t>
-      </w:r>
-    </w:p>
-    <w:p>
-      <w:pPr>
-        <w:widowControl w:val="0"/>
-        <w:numPr>
-          <w:ilvl w:val="0"/>
-          <w:numId w:val="0"/>
-        </w:numPr>
-        <w:ind w:firstLine="420" w:firstLineChars="0"/>
-        <w:jc w:val="both"/>
-        <w:rPr>
-          <w:rFonts w:hint="eastAsia"/>
-          <w:b w:val="0"/>
-          <w:bCs w:val="0"/>
-          <w:sz w:val="24"/>
-          <w:szCs w:val="24"/>
-          <w:lang w:val="en-US" w:eastAsia="zh-CN"/>
-        </w:rPr>
-      </w:pPr>
-      <w:r>
-        <w:rPr>
-          <w:rFonts w:hint="eastAsia"/>
-          <w:b w:val="0"/>
-          <w:bCs w:val="0"/>
-          <w:sz w:val="24"/>
-          <w:szCs w:val="24"/>
-          <w:lang w:val="en-US" w:eastAsia="zh-CN"/>
-        </w:rPr>
-        <w:t>4 3 -5</w:t>
-      </w:r>
-    </w:p>
-    <w:p>
-      <w:pPr>
-        <w:widowControl w:val="0"/>
-        <w:numPr>
-          <w:ilvl w:val="0"/>
-          <w:numId w:val="0"/>
-        </w:numPr>
-        <w:ind w:firstLine="420" w:firstLineChars="0"/>
-        <w:jc w:val="both"/>
-        <w:rPr>
-          <w:rFonts w:hint="eastAsia"/>
-          <w:b w:val="0"/>
-          <w:bCs w:val="0"/>
-          <w:sz w:val="24"/>
-          <w:szCs w:val="24"/>
-          <w:lang w:val="en-US" w:eastAsia="zh-CN"/>
-        </w:rPr>
-      </w:pPr>
-      <w:r>
-        <w:rPr>
-          <w:rFonts w:hint="eastAsia"/>
-          <w:b w:val="0"/>
-          <w:bCs w:val="0"/>
-          <w:sz w:val="24"/>
-          <w:szCs w:val="24"/>
-          <w:lang w:val="en-US" w:eastAsia="zh-CN"/>
-        </w:rPr>
-        <w:t>5 2 2 1</w:t>
-      </w:r>
-    </w:p>
-    <w:p>
-      <w:pPr>
-        <w:widowControl w:val="0"/>
-        <w:numPr>
-          <w:ilvl w:val="0"/>
-          <w:numId w:val="0"/>
-        </w:numPr>
-        <w:ind w:firstLine="420" w:firstLineChars="0"/>
-        <w:jc w:val="both"/>
-        <w:rPr>
-          <w:rFonts w:hint="eastAsia"/>
-          <w:b w:val="0"/>
-          <w:bCs w:val="0"/>
-          <w:sz w:val="24"/>
-          <w:szCs w:val="24"/>
-          <w:lang w:val="en-US" w:eastAsia="zh-CN"/>
-        </w:rPr>
-      </w:pPr>
-      <w:r>
-        <w:rPr>
-          <w:rFonts w:hint="eastAsia"/>
-          <w:b w:val="0"/>
-          <w:bCs w:val="0"/>
-          <w:sz w:val="24"/>
-          <w:szCs w:val="24"/>
-          <w:lang w:val="en-US" w:eastAsia="zh-CN"/>
-        </w:rPr>
-        <w:t>6 2 3 3</w:t>
-      </w:r>
-    </w:p>
-    <w:p>
-      <w:pPr>
-        <w:widowControl w:val="0"/>
-        <w:numPr>
-          <w:ilvl w:val="0"/>
-          <w:numId w:val="0"/>
-        </w:numPr>
-        <w:ind w:firstLine="420" w:firstLineChars="0"/>
-        <w:jc w:val="both"/>
-        <w:rPr>
-          <w:rFonts w:hint="eastAsia"/>
-          <w:b w:val="0"/>
-          <w:bCs w:val="0"/>
-          <w:sz w:val="24"/>
-          <w:szCs w:val="24"/>
-          <w:lang w:val="en-US" w:eastAsia="zh-CN"/>
-        </w:rPr>
-      </w:pPr>
-      <w:r>
-        <w:rPr>
-          <w:rFonts w:hint="eastAsia"/>
-          <w:b w:val="0"/>
-          <w:bCs w:val="0"/>
-          <w:sz w:val="24"/>
-          <w:szCs w:val="24"/>
-          <w:lang w:val="en-US" w:eastAsia="zh-CN"/>
-        </w:rPr>
-        <w:t>7 1 2</w:t>
-      </w:r>
-    </w:p>
-    <w:p>
-      <w:pPr>
-        <w:widowControl w:val="0"/>
-        <w:numPr>
-          <w:ilvl w:val="0"/>
-          <w:numId w:val="0"/>
-        </w:numPr>
-        <w:ind w:firstLine="420" w:firstLineChars="0"/>
-        <w:jc w:val="both"/>
-        <w:rPr>
-          <w:rFonts w:hint="eastAsia"/>
-          <w:b w:val="0"/>
-          <w:bCs w:val="0"/>
-          <w:sz w:val="24"/>
-          <w:szCs w:val="24"/>
-          <w:lang w:val="en-US" w:eastAsia="zh-CN"/>
-        </w:rPr>
-      </w:pPr>
-      <w:r>
-        <w:rPr>
-          <w:rFonts w:hint="eastAsia"/>
-          <w:b w:val="0"/>
-          <w:bCs w:val="0"/>
-          <w:sz w:val="24"/>
-          <w:szCs w:val="24"/>
-          <w:lang w:val="en-US" w:eastAsia="zh-CN"/>
-        </w:rPr>
-        <w:t>8 3</w:t>
-      </w:r>
-    </w:p>
-    <w:p>
-      <w:pPr>
-        <w:widowControl w:val="0"/>
-        <w:numPr>
-          <w:ilvl w:val="0"/>
-          <w:numId w:val="0"/>
-        </w:numPr>
-        <w:ind w:firstLine="420" w:firstLineChars="0"/>
-        <w:jc w:val="both"/>
-        <w:rPr>
-          <w:rFonts w:hint="eastAsia"/>
-          <w:b w:val="0"/>
-          <w:bCs w:val="0"/>
-          <w:sz w:val="24"/>
-          <w:szCs w:val="24"/>
-          <w:lang w:val="en-US" w:eastAsia="zh-CN"/>
-        </w:rPr>
-      </w:pPr>
-      <w:r>
-        <w:rPr>
-          <w:rFonts w:hint="eastAsia"/>
-          <w:b w:val="0"/>
-          <w:bCs w:val="0"/>
-          <w:sz w:val="24"/>
-          <w:szCs w:val="24"/>
-          <w:lang w:val="en-US" w:eastAsia="zh-CN"/>
-        </w:rPr>
-        <w:t>9 2</w:t>
-      </w:r>
-    </w:p>
-    <w:p>
-      <w:pPr>
-        <w:widowControl w:val="0"/>
-        <w:numPr>
-          <w:ilvl w:val="0"/>
-          <w:numId w:val="0"/>
-        </w:numPr>
-        <w:ind w:firstLine="420" w:firstLineChars="0"/>
-        <w:jc w:val="both"/>
-        <w:rPr>
-          <w:rFonts w:hint="eastAsia"/>
-          <w:b w:val="0"/>
-          <w:bCs w:val="0"/>
-          <w:sz w:val="24"/>
-          <w:szCs w:val="24"/>
-          <w:lang w:val="en-US" w:eastAsia="zh-CN"/>
-        </w:rPr>
-      </w:pPr>
-      <w:r>
-        <w:rPr>
-          <w:rFonts w:hint="eastAsia"/>
-          <w:b w:val="0"/>
-          <w:bCs w:val="0"/>
-          <w:sz w:val="24"/>
-          <w:szCs w:val="24"/>
-          <w:lang w:val="en-US" w:eastAsia="zh-CN"/>
-        </w:rPr>
-        <w:t>10 2 1 3</w:t>
-      </w:r>
-    </w:p>
-    <w:p>
-      <w:pPr>
-        <w:widowControl w:val="0"/>
-        <w:numPr>
-          <w:ilvl w:val="0"/>
-          <w:numId w:val="0"/>
-        </w:numPr>
-        <w:ind w:firstLine="420" w:firstLineChars="0"/>
-        <w:jc w:val="both"/>
-        <w:rPr>
-          <w:rFonts w:hint="eastAsia"/>
-          <w:b w:val="0"/>
-          <w:bCs w:val="0"/>
-          <w:sz w:val="24"/>
-          <w:szCs w:val="24"/>
-          <w:lang w:val="en-US" w:eastAsia="zh-CN"/>
-        </w:rPr>
-      </w:pPr>
-      <w:r>
-        <w:rPr>
-          <w:rFonts w:hint="eastAsia"/>
-          <w:b w:val="0"/>
-          <w:bCs w:val="0"/>
-          <w:sz w:val="24"/>
-          <w:szCs w:val="24"/>
-          <w:lang w:val="en-US" w:eastAsia="zh-CN"/>
-        </w:rPr>
-        <w:t xml:space="preserve">10 1 1 </w:t>
-      </w:r>
-    </w:p>
-    <w:p>
-      <w:pPr>
-        <w:widowControl w:val="0"/>
-        <w:numPr>
-          <w:ilvl w:val="0"/>
-          <w:numId w:val="0"/>
-        </w:numPr>
-        <w:ind w:firstLine="420" w:firstLineChars="0"/>
-        <w:jc w:val="both"/>
-        <w:rPr>
-          <w:rFonts w:hint="eastAsia"/>
-          <w:b w:val="0"/>
-          <w:bCs w:val="0"/>
-          <w:sz w:val="24"/>
-          <w:szCs w:val="24"/>
-          <w:lang w:val="en-US" w:eastAsia="zh-CN"/>
-        </w:rPr>
-      </w:pPr>
     </w:p>
     <w:p>
       <w:pPr>
@@ -1569,106 +783,6 @@
         </w:rPr>
       </w:pPr>
       <w:bookmarkStart w:id="5" w:name="OLE_LINK9"/>
-      <w:r>
-        <w:rPr>
-          <w:rFonts w:hint="eastAsia"/>
-          <w:b w:val="0"/>
-          <w:bCs w:val="0"/>
-          <w:sz w:val="24"/>
-          <w:szCs w:val="24"/>
-          <w:lang w:val="en-US" w:eastAsia="zh-CN"/>
-        </w:rPr>
-        <w:t>2</w:t>
-      </w:r>
-    </w:p>
-    <w:p>
-      <w:pPr>
-        <w:ind w:firstLine="420" w:firstLineChars="0"/>
-        <w:jc w:val="both"/>
-        <w:rPr>
-          <w:rFonts w:hint="eastAsia"/>
-          <w:b w:val="0"/>
-          <w:bCs w:val="0"/>
-          <w:sz w:val="24"/>
-          <w:szCs w:val="24"/>
-          <w:lang w:val="en-US" w:eastAsia="zh-CN"/>
-        </w:rPr>
-      </w:pPr>
-      <w:r>
-        <w:rPr>
-          <w:rFonts w:hint="eastAsia"/>
-          <w:b w:val="0"/>
-          <w:bCs w:val="0"/>
-          <w:sz w:val="24"/>
-          <w:szCs w:val="24"/>
-          <w:lang w:val="en-US" w:eastAsia="zh-CN"/>
-        </w:rPr>
-        <w:t>-3</w:t>
-      </w:r>
-    </w:p>
-    <w:p>
-      <w:pPr>
-        <w:ind w:firstLine="420" w:firstLineChars="0"/>
-        <w:jc w:val="both"/>
-        <w:rPr>
-          <w:rFonts w:hint="eastAsia"/>
-          <w:b w:val="0"/>
-          <w:bCs w:val="0"/>
-          <w:sz w:val="24"/>
-          <w:szCs w:val="24"/>
-          <w:lang w:val="en-US" w:eastAsia="zh-CN"/>
-        </w:rPr>
-      </w:pPr>
-      <w:r>
-        <w:rPr>
-          <w:rFonts w:hint="eastAsia"/>
-          <w:b w:val="0"/>
-          <w:bCs w:val="0"/>
-          <w:sz w:val="24"/>
-          <w:szCs w:val="24"/>
-          <w:lang w:val="en-US" w:eastAsia="zh-CN"/>
-        </w:rPr>
-        <w:t>3</w:t>
-      </w:r>
-    </w:p>
-    <w:p>
-      <w:pPr>
-        <w:ind w:firstLine="420" w:firstLineChars="0"/>
-        <w:jc w:val="both"/>
-        <w:rPr>
-          <w:rFonts w:hint="eastAsia"/>
-          <w:b w:val="0"/>
-          <w:bCs w:val="0"/>
-          <w:sz w:val="24"/>
-          <w:szCs w:val="24"/>
-          <w:lang w:val="en-US" w:eastAsia="zh-CN"/>
-        </w:rPr>
-      </w:pPr>
-      <w:r>
-        <w:rPr>
-          <w:rFonts w:hint="eastAsia"/>
-          <w:b w:val="0"/>
-          <w:bCs w:val="0"/>
-          <w:sz w:val="24"/>
-          <w:szCs w:val="24"/>
-          <w:lang w:val="en-US" w:eastAsia="zh-CN"/>
-        </w:rPr>
-        <w:t>4</w:t>
-      </w:r>
-    </w:p>
-    <w:p>
-      <w:pPr>
-        <w:ind w:firstLine="420" w:firstLineChars="0"/>
-        <w:jc w:val="both"/>
-        <w:rPr>
-          <w:rFonts w:hint="eastAsia"/>
-          <w:b w:val="0"/>
-          <w:bCs w:val="0"/>
-          <w:sz w:val="24"/>
-          <w:szCs w:val="24"/>
-          <w:lang w:val="en-US" w:eastAsia="zh-CN"/>
-        </w:rPr>
-      </w:pPr>
     </w:p>
     <w:bookmarkEnd w:id="5"/>
     <w:p>
@@ -1699,38 +813,71 @@
       <w:pPr>
         <w:jc w:val="both"/>
         <w:rPr>
-          <w:rFonts w:hint="default"/>
-          <w:b w:val="0"/>
-          <w:bCs w:val="0"/>
-          <w:sz w:val="24"/>
-          <w:szCs w:val="24"/>
-          <w:lang w:eastAsia="zh-CN"/>
-        </w:rPr>
-      </w:pPr>
-      <w:r>
-        <w:rPr>
-          <w:rFonts w:hint="default"/>
-          <w:b w:val="0"/>
-          <w:bCs w:val="0"/>
-          <w:sz w:val="24"/>
-          <w:szCs w:val="24"/>
-          <w:lang w:eastAsia="zh-CN"/>
-        </w:rPr>
-        <w:t>2 &lt;= N &lt;= 10,0000; 0 &lt;= M &lt;= 10,0000; 1 &lt;= c &lt;= 10,0000,0000;</w:t>
-      </w:r>
-    </w:p>
-    <w:p>
-      <w:pPr>
-        <w:jc w:val="both"/>
-        <w:rPr>
-          <w:rFonts w:hint="eastAsia"/>
-          <w:b w:val="0"/>
-          <w:bCs w:val="0"/>
-          <w:sz w:val="24"/>
-          <w:szCs w:val="24"/>
-          <w:lang w:eastAsia="zh-CN"/>
-        </w:rPr>
-      </w:pPr>
+          <w:rFonts w:hint="eastAsia"/>
+          <w:b w:val="0"/>
+          <w:bCs w:val="0"/>
+          <w:sz w:val="24"/>
+          <w:szCs w:val="24"/>
+          <w:lang w:eastAsia="zh-CN"/>
+        </w:rPr>
+      </w:pPr>
+      <w:r>
+        <w:rPr>
+          <w:rFonts w:hint="default"/>
+          <w:b w:val="0"/>
+          <w:bCs w:val="0"/>
+          <w:sz w:val="24"/>
+          <w:szCs w:val="24"/>
+          <w:lang w:eastAsia="zh-CN"/>
+        </w:rPr>
+        <w:t xml:space="preserve">2 &lt;= N &lt;= </w:t>
+      </w:r>
+      <w:r>
+        <w:rPr>
+          <w:rFonts w:hint="eastAsia"/>
+          <w:b w:val="0"/>
+          <w:bCs w:val="0"/>
+          <w:sz w:val="24"/>
+          <w:szCs w:val="24"/>
+          <w:lang w:val="en-US" w:eastAsia="zh-CN"/>
+        </w:rPr>
+        <w:t>2</w:t>
+      </w:r>
+      <w:r>
+        <w:rPr>
+          <w:rFonts w:hint="default"/>
+          <w:b w:val="0"/>
+          <w:bCs w:val="0"/>
+          <w:sz w:val="24"/>
+          <w:szCs w:val="24"/>
+          <w:lang w:eastAsia="zh-CN"/>
+        </w:rPr>
+        <w:t xml:space="preserve">0,0000; 0 &lt;= M &lt;= </w:t>
+      </w:r>
+      <w:r>
+        <w:rPr>
+          <w:rFonts w:hint="eastAsia"/>
+          <w:b w:val="0"/>
+          <w:bCs w:val="0"/>
+          <w:sz w:val="24"/>
+          <w:szCs w:val="24"/>
+          <w:lang w:val="en-US" w:eastAsia="zh-CN"/>
+        </w:rPr>
+        <w:t>2</w:t>
+      </w:r>
+      <w:r>
+        <w:rPr>
+          <w:rFonts w:hint="default"/>
+          <w:b w:val="0"/>
+          <w:bCs w:val="0"/>
+          <w:sz w:val="24"/>
+          <w:szCs w:val="24"/>
+          <w:lang w:eastAsia="zh-CN"/>
+        </w:rPr>
+        <w:t xml:space="preserve">0,0000; </w:t>
+      </w:r>
+      <w:bookmarkStart w:id="6" w:name="_GoBack"/>
+      <w:bookmarkEnd w:id="6"/>
       <w:r>
         <w:rPr>
           <w:rFonts w:hint="default"/>
@@ -1751,7 +898,51 @@
           <w:szCs w:val="24"/>
           <w:lang w:eastAsia="zh-CN"/>
         </w:rPr>
-        <w:t>Σk &lt;= 10,0000; 1 &lt;= k &lt;= 10,0000;</w:t>
+        <w:t xml:space="preserve">Σk &lt;= </w:t>
+      </w:r>
+      <w:r>
+        <w:rPr>
+          <w:rFonts w:hint="eastAsia" w:ascii="Calibri" w:hAnsi="Calibri" w:cs="Calibri"/>
+          <w:b w:val="0"/>
+          <w:bCs w:val="0"/>
+          <w:sz w:val="24"/>
+          <w:szCs w:val="24"/>
+          <w:lang w:val="en-US" w:eastAsia="zh-CN"/>
+        </w:rPr>
+        <w:t>2</w:t>
+      </w:r>
+      <w:r>
+        <w:rPr>
+          <w:rFonts w:hint="default" w:ascii="Calibri" w:hAnsi="Calibri" w:cs="Calibri"/>
+          <w:b w:val="0"/>
+          <w:bCs w:val="0"/>
+          <w:sz w:val="24"/>
+          <w:szCs w:val="24"/>
+          <w:lang w:eastAsia="zh-CN"/>
+        </w:rPr>
+        <w:t xml:space="preserve">0,0000; 1 &lt;= k &lt;= </w:t>
+      </w:r>
+      <w:r>
+        <w:rPr>
+          <w:rFonts w:hint="eastAsia" w:ascii="Calibri" w:hAnsi="Calibri" w:cs="Calibri"/>
+          <w:b w:val="0"/>
+          <w:bCs w:val="0"/>
+          <w:sz w:val="24"/>
+          <w:szCs w:val="24"/>
+          <w:lang w:val="en-US" w:eastAsia="zh-CN"/>
+        </w:rPr>
+        <w:t>2</w:t>
+      </w:r>
+      <w:r>
+        <w:rPr>
+          <w:rFonts w:hint="default" w:ascii="Calibri" w:hAnsi="Calibri" w:cs="Calibri"/>
+          <w:b w:val="0"/>
+          <w:bCs w:val="0"/>
+          <w:sz w:val="24"/>
+          <w:szCs w:val="24"/>
+          <w:lang w:eastAsia="zh-CN"/>
+        </w:rPr>
+        <w:t>0,0000;</w:t>
       </w:r>
     </w:p>
     <w:sectPr>
@@ -2112,7 +1303,7 @@
   <a:themeElements>
     <a:clrScheme name="Office">
       <a:dk1>
-        <a:sysClr val="windowText" lastClr="4C4C4C"/>
+        <a:sysClr val="windowText" lastClr="000000"/>
       </a:dk1>
       <a:lt1>
         <a:sysClr val="window" lastClr="FFFFFF"/>
@@ -2359,7 +1550,6 @@
     </a:fmtScheme>
   </a:themeElements>
   <a:objectDefaults/>
-  <a:extraClrSchemeLst/>
 </a:theme>
 </file>
 

--- a/装机模拟器模拟赛Ⅰ/硬盘自带的OS中的B树/硬盘自带的OS中的B树.docx
+++ b/装机模拟器模拟赛Ⅰ/硬盘自带的OS中的B树/硬盘自带的OS中的B树.docx
@@ -159,7 +159,7 @@
           <w:szCs w:val="24"/>
           <w:lang w:eastAsia="zh-CN"/>
         </w:rPr>
-        <w:t>B树由N个带权节点，编号1到N，每个点有颜色，N-1条带权边构成。</w:t>
+        <w:t>B树由N个节点，编号1到N，N-1条带权边构成。</w:t>
       </w:r>
     </w:p>
     <w:p>
@@ -357,7 +357,7 @@
         <w:jc w:val="both"/>
         <w:outlineLvl w:val="9"/>
         <w:rPr>
-          <w:rFonts w:hint="eastAsia"/>
+          <w:rFonts w:hint="default"/>
           <w:b w:val="0"/>
           <w:bCs w:val="0"/>
           <w:sz w:val="24"/>
@@ -401,33 +401,32 @@
           <w:szCs w:val="24"/>
           <w:lang w:eastAsia="zh-CN"/>
         </w:rPr>
-        <w:t>接下来一行2*N个用空格隔开的整数，vi, ci 分别表示i号节点的权值和颜色。</w:t>
+        <w:t>接下来N-1行，每行3个整数a b v 表示一条连接a点和b点的权值为v的树边。</w:t>
       </w:r>
     </w:p>
     <w:p>
       <w:pPr>
         <w:ind w:firstLine="420" w:firstLineChars="0"/>
         <w:jc w:val="both"/>
-        <w:outlineLvl w:val="9"/>
-        <w:rPr>
-          <w:rFonts w:hint="default"/>
-          <w:b w:val="0"/>
-          <w:bCs w:val="0"/>
-          <w:sz w:val="24"/>
-          <w:szCs w:val="24"/>
-          <w:lang w:eastAsia="zh-CN"/>
-        </w:rPr>
-      </w:pPr>
-      <w:r>
-        <w:rPr>
-          <w:rFonts w:hint="default"/>
-          <w:b w:val="0"/>
-          <w:bCs w:val="0"/>
-          <w:sz w:val="24"/>
-          <w:szCs w:val="24"/>
-          <w:lang w:eastAsia="zh-CN"/>
-        </w:rPr>
-        <w:t>接下来N-1行，每行3个整数a b v 表示一条连接a点和b点的权值为v的树边。</w:t>
+        <w:rPr>
+          <w:rFonts w:hint="default"/>
+          <w:b w:val="0"/>
+          <w:bCs w:val="0"/>
+          <w:sz w:val="24"/>
+          <w:szCs w:val="24"/>
+          <w:lang w:eastAsia="zh-CN"/>
+        </w:rPr>
+      </w:pPr>
+      <w:r>
+        <w:rPr>
+          <w:rFonts w:hint="default"/>
+          <w:b w:val="0"/>
+          <w:bCs w:val="0"/>
+          <w:sz w:val="24"/>
+          <w:szCs w:val="24"/>
+          <w:lang w:eastAsia="zh-CN"/>
+        </w:rPr>
+        <w:t>接下来M行，表示操作。</w:t>
       </w:r>
     </w:p>
     <w:p>
@@ -445,14 +444,25 @@
       </w:pPr>
       <w:r>
         <w:rPr>
-          <w:rFonts w:hint="default"/>
-          <w:b w:val="0"/>
-          <w:bCs w:val="0"/>
-          <w:sz w:val="24"/>
-          <w:szCs w:val="24"/>
-          <w:lang w:eastAsia="zh-CN"/>
-        </w:rPr>
-        <w:t>接下来M行，表示操作。</w:t>
+          <w:rFonts w:hint="eastAsia"/>
+          <w:b w:val="0"/>
+          <w:bCs w:val="0"/>
+          <w:sz w:val="24"/>
+          <w:szCs w:val="24"/>
+          <w:lang w:val="en-US" w:eastAsia="zh-CN"/>
+        </w:rPr>
+        <w:t>1</w:t>
+      </w:r>
+      <w:r>
+        <w:rPr>
+          <w:rFonts w:hint="default"/>
+          <w:b w:val="0"/>
+          <w:bCs w:val="0"/>
+          <w:sz w:val="24"/>
+          <w:szCs w:val="24"/>
+          <w:lang w:eastAsia="zh-CN"/>
+        </w:rPr>
+        <w:t xml:space="preserve"> a b v将以a为根的子树（含a）变为节点b的儿子,a与b之间的边权为v（若b在a的子树中则忽略这次操作）。</w:t>
       </w:r>
     </w:p>
     <w:p>
@@ -465,30 +475,30 @@
           <w:bCs w:val="0"/>
           <w:sz w:val="24"/>
           <w:szCs w:val="24"/>
-          <w:lang w:eastAsia="zh-CN"/>
-        </w:rPr>
-      </w:pPr>
-      <w:r>
-        <w:rPr>
-          <w:rFonts w:hint="eastAsia"/>
-          <w:b w:val="0"/>
-          <w:bCs w:val="0"/>
-          <w:sz w:val="24"/>
-          <w:szCs w:val="24"/>
-          <w:lang w:val="en-US" w:eastAsia="zh-CN"/>
-        </w:rPr>
-        <w:t>1</w:t>
-      </w:r>
-      <w:r>
-        <w:rPr>
-          <w:rFonts w:hint="default"/>
-          <w:b w:val="0"/>
-          <w:bCs w:val="0"/>
-          <w:sz w:val="24"/>
-          <w:szCs w:val="24"/>
-          <w:lang w:eastAsia="zh-CN"/>
-        </w:rPr>
-        <w:t xml:space="preserve"> a b v将以a为根的子树（含a）变为节点b的儿子,a与b之间的边权为v（若b在a的子树中则忽略这次操作）。</w:t>
+          <w:lang w:val="en-US" w:eastAsia="zh-CN"/>
+        </w:rPr>
+      </w:pPr>
+      <w:r>
+        <w:rPr>
+          <w:rFonts w:hint="eastAsia"/>
+          <w:b w:val="0"/>
+          <w:bCs w:val="0"/>
+          <w:sz w:val="24"/>
+          <w:szCs w:val="24"/>
+          <w:lang w:val="en-US" w:eastAsia="zh-CN"/>
+        </w:rPr>
+        <w:t>2</w:t>
+      </w:r>
+      <w:r>
+        <w:rPr>
+          <w:rFonts w:hint="default"/>
+          <w:b w:val="0"/>
+          <w:bCs w:val="0"/>
+          <w:sz w:val="24"/>
+          <w:szCs w:val="24"/>
+          <w:lang w:eastAsia="zh-CN"/>
+        </w:rPr>
+        <w:t xml:space="preserve"> a 将根设为a。</w:t>
       </w:r>
     </w:p>
     <w:p>
@@ -501,30 +511,30 @@
           <w:bCs w:val="0"/>
           <w:sz w:val="24"/>
           <w:szCs w:val="24"/>
-          <w:lang w:val="en-US" w:eastAsia="zh-CN"/>
-        </w:rPr>
-      </w:pPr>
-      <w:r>
-        <w:rPr>
-          <w:rFonts w:hint="eastAsia"/>
-          <w:b w:val="0"/>
-          <w:bCs w:val="0"/>
-          <w:sz w:val="24"/>
-          <w:szCs w:val="24"/>
-          <w:lang w:val="en-US" w:eastAsia="zh-CN"/>
-        </w:rPr>
-        <w:t>2</w:t>
-      </w:r>
-      <w:r>
-        <w:rPr>
-          <w:rFonts w:hint="default"/>
-          <w:b w:val="0"/>
-          <w:bCs w:val="0"/>
-          <w:sz w:val="24"/>
-          <w:szCs w:val="24"/>
-          <w:lang w:eastAsia="zh-CN"/>
-        </w:rPr>
-        <w:t xml:space="preserve"> a 将根设为a。</w:t>
+          <w:lang w:eastAsia="zh-CN"/>
+        </w:rPr>
+      </w:pPr>
+      <w:r>
+        <w:rPr>
+          <w:rFonts w:hint="eastAsia"/>
+          <w:b w:val="0"/>
+          <w:bCs w:val="0"/>
+          <w:sz w:val="24"/>
+          <w:szCs w:val="24"/>
+          <w:lang w:val="en-US" w:eastAsia="zh-CN"/>
+        </w:rPr>
+        <w:t>3</w:t>
+      </w:r>
+      <w:r>
+        <w:rPr>
+          <w:rFonts w:hint="default"/>
+          <w:b w:val="0"/>
+          <w:bCs w:val="0"/>
+          <w:sz w:val="24"/>
+          <w:szCs w:val="24"/>
+          <w:lang w:eastAsia="zh-CN"/>
+        </w:rPr>
+        <w:t xml:space="preserve"> a b v将a b之间的边的权值改为v（如果a b之间没有边直接相连则忽略）。</w:t>
       </w:r>
     </w:p>
     <w:p>
@@ -532,42 +542,6 @@
         <w:ind w:firstLine="420" w:firstLineChars="0"/>
         <w:jc w:val="both"/>
         <w:rPr>
-          <w:rFonts w:hint="default"/>
-          <w:b w:val="0"/>
-          <w:bCs w:val="0"/>
-          <w:sz w:val="24"/>
-          <w:szCs w:val="24"/>
-          <w:lang w:eastAsia="zh-CN"/>
-        </w:rPr>
-      </w:pPr>
-      <w:r>
-        <w:rPr>
-          <w:rFonts w:hint="eastAsia"/>
-          <w:b w:val="0"/>
-          <w:bCs w:val="0"/>
-          <w:sz w:val="24"/>
-          <w:szCs w:val="24"/>
-          <w:lang w:val="en-US" w:eastAsia="zh-CN"/>
-        </w:rPr>
-        <w:t>3</w:t>
-      </w:r>
-      <w:r>
-        <w:rPr>
-          <w:rFonts w:hint="default"/>
-          <w:b w:val="0"/>
-          <w:bCs w:val="0"/>
-          <w:sz w:val="24"/>
-          <w:szCs w:val="24"/>
-          <w:lang w:eastAsia="zh-CN"/>
-        </w:rPr>
-        <w:t xml:space="preserve"> a b v将a b之间的边的权值改为v（如果a b之间没有边直接相连则忽略）。</w:t>
-      </w:r>
-    </w:p>
-    <w:p>
-      <w:pPr>
-        <w:ind w:firstLine="420" w:firstLineChars="0"/>
-        <w:jc w:val="both"/>
-        <w:rPr>
           <w:rFonts w:hint="eastAsia"/>
           <w:b w:val="0"/>
           <w:bCs w:val="0"/>
@@ -596,7 +570,20 @@
           <w:szCs w:val="24"/>
           <w:lang w:eastAsia="zh-CN"/>
         </w:rPr>
-        <w:t xml:space="preserve"> k a1 a2 .. ak 有k个询问点，查询从根节点到所有询问点的公共路经长度。</w:t>
+        <w:t xml:space="preserve"> k a1 a2 .. ak 有k个</w:t>
+      </w:r>
+      <w:bookmarkStart w:id="6" w:name="_GoBack"/>
+      <w:bookmarkEnd w:id="6"/>
+      <w:r>
+        <w:rPr>
+          <w:rFonts w:hint="default"/>
+          <w:b w:val="0"/>
+          <w:bCs w:val="0"/>
+          <w:sz w:val="24"/>
+          <w:szCs w:val="24"/>
+          <w:lang w:eastAsia="zh-CN"/>
+        </w:rPr>
+        <w:t>询问点，查询从根节点到所有询问点的公共路经长度。</w:t>
       </w:r>
     </w:p>
     <w:bookmarkEnd w:id="3"/>
@@ -685,6 +672,17 @@
           <w:lang w:eastAsia="zh-CN"/>
         </w:rPr>
         <w:t>操作，输出一行一个整数表示询问的答案。</w:t>
+      </w:r>
+      <w:r>
+        <w:rPr>
+          <w:rFonts w:hint="default"/>
+          <w:b w:val="0"/>
+          <w:bCs w:val="0"/>
+          <w:sz w:val="24"/>
+          <w:szCs w:val="24"/>
+          <w:lang w:eastAsia="zh-CN"/>
+        </w:rPr>
+        <w:t xml:space="preserve"> </w:t>
       </w:r>
     </w:p>
     <w:p>
@@ -733,15 +731,704 @@
           <w:ilvl w:val="0"/>
           <w:numId w:val="0"/>
         </w:numPr>
-        <w:ind w:firstLine="420" w:firstLineChars="0"/>
-        <w:jc w:val="both"/>
-        <w:rPr>
-          <w:rFonts w:hint="eastAsia"/>
-          <w:b w:val="0"/>
-          <w:bCs w:val="0"/>
-          <w:sz w:val="24"/>
-          <w:szCs w:val="24"/>
-          <w:lang w:val="en-US" w:eastAsia="zh-CN"/>
+        <w:ind w:firstLine="0" w:firstLineChars="0"/>
+        <w:jc w:val="both"/>
+        <w:rPr>
+          <w:rFonts w:hint="default"/>
+          <w:b w:val="0"/>
+          <w:bCs w:val="0"/>
+          <w:sz w:val="24"/>
+          <w:szCs w:val="24"/>
+          <w:lang w:eastAsia="zh-CN"/>
+        </w:rPr>
+      </w:pPr>
+      <w:r>
+        <w:rPr>
+          <w:rFonts w:hint="default"/>
+          <w:b w:val="0"/>
+          <w:bCs w:val="0"/>
+          <w:sz w:val="24"/>
+          <w:szCs w:val="24"/>
+          <w:lang w:eastAsia="zh-CN"/>
+        </w:rPr>
+        <w:t>7 16</w:t>
+      </w:r>
+    </w:p>
+    <w:p>
+      <w:pPr>
+        <w:widowControl w:val="0"/>
+        <w:numPr>
+          <w:ilvl w:val="0"/>
+          <w:numId w:val="0"/>
+        </w:numPr>
+        <w:ind w:firstLine="0" w:firstLineChars="0"/>
+        <w:jc w:val="both"/>
+        <w:rPr>
+          <w:rFonts w:hint="default"/>
+          <w:b w:val="0"/>
+          <w:bCs w:val="0"/>
+          <w:sz w:val="24"/>
+          <w:szCs w:val="24"/>
+          <w:lang w:eastAsia="zh-CN"/>
+        </w:rPr>
+      </w:pPr>
+      <w:r>
+        <w:rPr>
+          <w:rFonts w:hint="default"/>
+          <w:b w:val="0"/>
+          <w:bCs w:val="0"/>
+          <w:sz w:val="24"/>
+          <w:szCs w:val="24"/>
+          <w:lang w:eastAsia="zh-CN"/>
+        </w:rPr>
+        <w:t>1 2 2</w:t>
+      </w:r>
+    </w:p>
+    <w:p>
+      <w:pPr>
+        <w:widowControl w:val="0"/>
+        <w:numPr>
+          <w:ilvl w:val="0"/>
+          <w:numId w:val="0"/>
+        </w:numPr>
+        <w:ind w:firstLine="0" w:firstLineChars="0"/>
+        <w:jc w:val="both"/>
+        <w:rPr>
+          <w:rFonts w:hint="default"/>
+          <w:b w:val="0"/>
+          <w:bCs w:val="0"/>
+          <w:sz w:val="24"/>
+          <w:szCs w:val="24"/>
+          <w:lang w:eastAsia="zh-CN"/>
+        </w:rPr>
+      </w:pPr>
+      <w:r>
+        <w:rPr>
+          <w:rFonts w:hint="default"/>
+          <w:b w:val="0"/>
+          <w:bCs w:val="0"/>
+          <w:sz w:val="24"/>
+          <w:szCs w:val="24"/>
+          <w:lang w:eastAsia="zh-CN"/>
+        </w:rPr>
+        <w:t>2 3 5</w:t>
+      </w:r>
+    </w:p>
+    <w:p>
+      <w:pPr>
+        <w:widowControl w:val="0"/>
+        <w:numPr>
+          <w:ilvl w:val="0"/>
+          <w:numId w:val="0"/>
+        </w:numPr>
+        <w:ind w:firstLine="0" w:firstLineChars="0"/>
+        <w:jc w:val="both"/>
+        <w:rPr>
+          <w:rFonts w:hint="default"/>
+          <w:b w:val="0"/>
+          <w:bCs w:val="0"/>
+          <w:sz w:val="24"/>
+          <w:szCs w:val="24"/>
+          <w:lang w:eastAsia="zh-CN"/>
+        </w:rPr>
+      </w:pPr>
+      <w:r>
+        <w:rPr>
+          <w:rFonts w:hint="default"/>
+          <w:b w:val="0"/>
+          <w:bCs w:val="0"/>
+          <w:sz w:val="24"/>
+          <w:szCs w:val="24"/>
+          <w:lang w:eastAsia="zh-CN"/>
+        </w:rPr>
+        <w:t>2 4 6</w:t>
+      </w:r>
+    </w:p>
+    <w:p>
+      <w:pPr>
+        <w:widowControl w:val="0"/>
+        <w:numPr>
+          <w:ilvl w:val="0"/>
+          <w:numId w:val="0"/>
+        </w:numPr>
+        <w:ind w:firstLine="0" w:firstLineChars="0"/>
+        <w:jc w:val="both"/>
+        <w:rPr>
+          <w:rFonts w:hint="default"/>
+          <w:b w:val="0"/>
+          <w:bCs w:val="0"/>
+          <w:sz w:val="24"/>
+          <w:szCs w:val="24"/>
+          <w:lang w:eastAsia="zh-CN"/>
+        </w:rPr>
+      </w:pPr>
+      <w:r>
+        <w:rPr>
+          <w:rFonts w:hint="default"/>
+          <w:b w:val="0"/>
+          <w:bCs w:val="0"/>
+          <w:sz w:val="24"/>
+          <w:szCs w:val="24"/>
+          <w:lang w:eastAsia="zh-CN"/>
+        </w:rPr>
+        <w:t>3 5 1</w:t>
+      </w:r>
+    </w:p>
+    <w:p>
+      <w:pPr>
+        <w:widowControl w:val="0"/>
+        <w:numPr>
+          <w:ilvl w:val="0"/>
+          <w:numId w:val="0"/>
+        </w:numPr>
+        <w:ind w:firstLine="0" w:firstLineChars="0"/>
+        <w:jc w:val="both"/>
+        <w:rPr>
+          <w:rFonts w:hint="default"/>
+          <w:b w:val="0"/>
+          <w:bCs w:val="0"/>
+          <w:sz w:val="24"/>
+          <w:szCs w:val="24"/>
+          <w:lang w:eastAsia="zh-CN"/>
+        </w:rPr>
+      </w:pPr>
+      <w:r>
+        <w:rPr>
+          <w:rFonts w:hint="default"/>
+          <w:b w:val="0"/>
+          <w:bCs w:val="0"/>
+          <w:sz w:val="24"/>
+          <w:szCs w:val="24"/>
+          <w:lang w:eastAsia="zh-CN"/>
+        </w:rPr>
+        <w:t>3 6 3</w:t>
+      </w:r>
+    </w:p>
+    <w:p>
+      <w:pPr>
+        <w:widowControl w:val="0"/>
+        <w:numPr>
+          <w:ilvl w:val="0"/>
+          <w:numId w:val="0"/>
+        </w:numPr>
+        <w:ind w:firstLine="0" w:firstLineChars="0"/>
+        <w:jc w:val="both"/>
+        <w:rPr>
+          <w:rFonts w:hint="default"/>
+          <w:b w:val="0"/>
+          <w:bCs w:val="0"/>
+          <w:sz w:val="24"/>
+          <w:szCs w:val="24"/>
+          <w:lang w:eastAsia="zh-CN"/>
+        </w:rPr>
+      </w:pPr>
+      <w:r>
+        <w:rPr>
+          <w:rFonts w:hint="default"/>
+          <w:b w:val="0"/>
+          <w:bCs w:val="0"/>
+          <w:sz w:val="24"/>
+          <w:szCs w:val="24"/>
+          <w:lang w:eastAsia="zh-CN"/>
+        </w:rPr>
+        <w:t>4 7 -5</w:t>
+      </w:r>
+    </w:p>
+    <w:p>
+      <w:pPr>
+        <w:widowControl w:val="0"/>
+        <w:numPr>
+          <w:ilvl w:val="0"/>
+          <w:numId w:val="0"/>
+        </w:numPr>
+        <w:ind w:firstLine="0" w:firstLineChars="0"/>
+        <w:jc w:val="both"/>
+        <w:rPr>
+          <w:rFonts w:hint="default"/>
+          <w:b w:val="0"/>
+          <w:bCs w:val="0"/>
+          <w:sz w:val="24"/>
+          <w:szCs w:val="24"/>
+          <w:lang w:eastAsia="zh-CN"/>
+        </w:rPr>
+      </w:pPr>
+      <w:r>
+        <w:rPr>
+          <w:rFonts w:hint="default"/>
+          <w:b w:val="0"/>
+          <w:bCs w:val="0"/>
+          <w:sz w:val="24"/>
+          <w:szCs w:val="24"/>
+          <w:lang w:eastAsia="zh-CN"/>
+        </w:rPr>
+        <w:t>4 1 5</w:t>
+      </w:r>
+    </w:p>
+    <w:p>
+      <w:pPr>
+        <w:widowControl w:val="0"/>
+        <w:numPr>
+          <w:ilvl w:val="0"/>
+          <w:numId w:val="0"/>
+        </w:numPr>
+        <w:ind w:firstLine="0" w:firstLineChars="0"/>
+        <w:jc w:val="both"/>
+        <w:rPr>
+          <w:rFonts w:hint="default"/>
+          <w:b w:val="0"/>
+          <w:bCs w:val="0"/>
+          <w:sz w:val="24"/>
+          <w:szCs w:val="24"/>
+          <w:lang w:eastAsia="zh-CN"/>
+        </w:rPr>
+      </w:pPr>
+      <w:r>
+        <w:rPr>
+          <w:rFonts w:hint="default"/>
+          <w:b w:val="0"/>
+          <w:bCs w:val="0"/>
+          <w:sz w:val="24"/>
+          <w:szCs w:val="24"/>
+          <w:lang w:eastAsia="zh-CN"/>
+        </w:rPr>
+        <w:t>4 1 6</w:t>
+      </w:r>
+    </w:p>
+    <w:p>
+      <w:pPr>
+        <w:widowControl w:val="0"/>
+        <w:numPr>
+          <w:ilvl w:val="0"/>
+          <w:numId w:val="0"/>
+        </w:numPr>
+        <w:ind w:firstLine="0" w:firstLineChars="0"/>
+        <w:jc w:val="both"/>
+        <w:rPr>
+          <w:rFonts w:hint="default"/>
+          <w:b w:val="0"/>
+          <w:bCs w:val="0"/>
+          <w:sz w:val="24"/>
+          <w:szCs w:val="24"/>
+          <w:lang w:eastAsia="zh-CN"/>
+        </w:rPr>
+      </w:pPr>
+      <w:r>
+        <w:rPr>
+          <w:rFonts w:hint="default"/>
+          <w:b w:val="0"/>
+          <w:bCs w:val="0"/>
+          <w:sz w:val="24"/>
+          <w:szCs w:val="24"/>
+          <w:lang w:eastAsia="zh-CN"/>
+        </w:rPr>
+        <w:t>4 1 2</w:t>
+      </w:r>
+    </w:p>
+    <w:p>
+      <w:pPr>
+        <w:widowControl w:val="0"/>
+        <w:numPr>
+          <w:ilvl w:val="0"/>
+          <w:numId w:val="0"/>
+        </w:numPr>
+        <w:ind w:firstLine="0" w:firstLineChars="0"/>
+        <w:jc w:val="both"/>
+        <w:rPr>
+          <w:rFonts w:hint="default"/>
+          <w:b w:val="0"/>
+          <w:bCs w:val="0"/>
+          <w:sz w:val="24"/>
+          <w:szCs w:val="24"/>
+          <w:lang w:eastAsia="zh-CN"/>
+        </w:rPr>
+      </w:pPr>
+      <w:r>
+        <w:rPr>
+          <w:rFonts w:hint="default"/>
+          <w:b w:val="0"/>
+          <w:bCs w:val="0"/>
+          <w:sz w:val="24"/>
+          <w:szCs w:val="24"/>
+          <w:lang w:eastAsia="zh-CN"/>
+        </w:rPr>
+        <w:t>4 1 7</w:t>
+      </w:r>
+    </w:p>
+    <w:p>
+      <w:pPr>
+        <w:widowControl w:val="0"/>
+        <w:numPr>
+          <w:ilvl w:val="0"/>
+          <w:numId w:val="0"/>
+        </w:numPr>
+        <w:ind w:firstLine="0" w:firstLineChars="0"/>
+        <w:jc w:val="both"/>
+        <w:rPr>
+          <w:rFonts w:hint="default"/>
+          <w:b w:val="0"/>
+          <w:bCs w:val="0"/>
+          <w:sz w:val="24"/>
+          <w:szCs w:val="24"/>
+          <w:lang w:eastAsia="zh-CN"/>
+        </w:rPr>
+      </w:pPr>
+      <w:r>
+        <w:rPr>
+          <w:rFonts w:hint="default"/>
+          <w:b w:val="0"/>
+          <w:bCs w:val="0"/>
+          <w:sz w:val="24"/>
+          <w:szCs w:val="24"/>
+          <w:lang w:eastAsia="zh-CN"/>
+        </w:rPr>
+        <w:t>4 2 5 6</w:t>
+      </w:r>
+    </w:p>
+    <w:p>
+      <w:pPr>
+        <w:widowControl w:val="0"/>
+        <w:numPr>
+          <w:ilvl w:val="0"/>
+          <w:numId w:val="0"/>
+        </w:numPr>
+        <w:ind w:firstLine="0" w:firstLineChars="0"/>
+        <w:jc w:val="both"/>
+        <w:rPr>
+          <w:rFonts w:hint="default"/>
+          <w:b w:val="0"/>
+          <w:bCs w:val="0"/>
+          <w:sz w:val="24"/>
+          <w:szCs w:val="24"/>
+          <w:lang w:eastAsia="zh-CN"/>
+        </w:rPr>
+      </w:pPr>
+      <w:r>
+        <w:rPr>
+          <w:rFonts w:hint="default"/>
+          <w:b w:val="0"/>
+          <w:bCs w:val="0"/>
+          <w:sz w:val="24"/>
+          <w:szCs w:val="24"/>
+          <w:lang w:eastAsia="zh-CN"/>
+        </w:rPr>
+        <w:t>4 3 6 3 7</w:t>
+      </w:r>
+    </w:p>
+    <w:p>
+      <w:pPr>
+        <w:widowControl w:val="0"/>
+        <w:numPr>
+          <w:ilvl w:val="0"/>
+          <w:numId w:val="0"/>
+        </w:numPr>
+        <w:ind w:firstLine="0" w:firstLineChars="0"/>
+        <w:jc w:val="both"/>
+        <w:rPr>
+          <w:rFonts w:hint="default"/>
+          <w:b w:val="0"/>
+          <w:bCs w:val="0"/>
+          <w:sz w:val="24"/>
+          <w:szCs w:val="24"/>
+          <w:lang w:eastAsia="zh-CN"/>
+        </w:rPr>
+      </w:pPr>
+      <w:r>
+        <w:rPr>
+          <w:rFonts w:hint="default"/>
+          <w:b w:val="0"/>
+          <w:bCs w:val="0"/>
+          <w:sz w:val="24"/>
+          <w:szCs w:val="24"/>
+          <w:lang w:eastAsia="zh-CN"/>
+        </w:rPr>
+        <w:t>1 4 6 6</w:t>
+      </w:r>
+    </w:p>
+    <w:p>
+      <w:pPr>
+        <w:widowControl w:val="0"/>
+        <w:numPr>
+          <w:ilvl w:val="0"/>
+          <w:numId w:val="0"/>
+        </w:numPr>
+        <w:ind w:firstLine="0" w:firstLineChars="0"/>
+        <w:jc w:val="both"/>
+        <w:rPr>
+          <w:rFonts w:hint="default"/>
+          <w:b w:val="0"/>
+          <w:bCs w:val="0"/>
+          <w:sz w:val="24"/>
+          <w:szCs w:val="24"/>
+          <w:lang w:eastAsia="zh-CN"/>
+        </w:rPr>
+      </w:pPr>
+      <w:r>
+        <w:rPr>
+          <w:rFonts w:hint="default"/>
+          <w:b w:val="0"/>
+          <w:bCs w:val="0"/>
+          <w:sz w:val="24"/>
+          <w:szCs w:val="24"/>
+          <w:lang w:eastAsia="zh-CN"/>
+        </w:rPr>
+        <w:t>4 1 7</w:t>
+      </w:r>
+    </w:p>
+    <w:p>
+      <w:pPr>
+        <w:widowControl w:val="0"/>
+        <w:numPr>
+          <w:ilvl w:val="0"/>
+          <w:numId w:val="0"/>
+        </w:numPr>
+        <w:ind w:firstLine="0" w:firstLineChars="0"/>
+        <w:jc w:val="both"/>
+        <w:rPr>
+          <w:rFonts w:hint="default"/>
+          <w:b w:val="0"/>
+          <w:bCs w:val="0"/>
+          <w:sz w:val="24"/>
+          <w:szCs w:val="24"/>
+          <w:lang w:eastAsia="zh-CN"/>
+        </w:rPr>
+      </w:pPr>
+      <w:r>
+        <w:rPr>
+          <w:rFonts w:hint="default"/>
+          <w:b w:val="0"/>
+          <w:bCs w:val="0"/>
+          <w:sz w:val="24"/>
+          <w:szCs w:val="24"/>
+          <w:lang w:eastAsia="zh-CN"/>
+        </w:rPr>
+        <w:t>4 3 6 5 7</w:t>
+      </w:r>
+    </w:p>
+    <w:p>
+      <w:pPr>
+        <w:widowControl w:val="0"/>
+        <w:numPr>
+          <w:ilvl w:val="0"/>
+          <w:numId w:val="0"/>
+        </w:numPr>
+        <w:ind w:firstLine="0" w:firstLineChars="0"/>
+        <w:jc w:val="both"/>
+        <w:rPr>
+          <w:rFonts w:hint="default"/>
+          <w:b w:val="0"/>
+          <w:bCs w:val="0"/>
+          <w:sz w:val="24"/>
+          <w:szCs w:val="24"/>
+          <w:lang w:eastAsia="zh-CN"/>
+        </w:rPr>
+      </w:pPr>
+      <w:r>
+        <w:rPr>
+          <w:rFonts w:hint="default"/>
+          <w:b w:val="0"/>
+          <w:bCs w:val="0"/>
+          <w:sz w:val="24"/>
+          <w:szCs w:val="24"/>
+          <w:lang w:eastAsia="zh-CN"/>
+        </w:rPr>
+        <w:t>3 4 5 1</w:t>
+      </w:r>
+    </w:p>
+    <w:p>
+      <w:pPr>
+        <w:widowControl w:val="0"/>
+        <w:numPr>
+          <w:ilvl w:val="0"/>
+          <w:numId w:val="0"/>
+        </w:numPr>
+        <w:ind w:firstLine="0" w:firstLineChars="0"/>
+        <w:jc w:val="both"/>
+        <w:rPr>
+          <w:rFonts w:hint="default"/>
+          <w:b w:val="0"/>
+          <w:bCs w:val="0"/>
+          <w:sz w:val="24"/>
+          <w:szCs w:val="24"/>
+          <w:lang w:eastAsia="zh-CN"/>
+        </w:rPr>
+      </w:pPr>
+      <w:r>
+        <w:rPr>
+          <w:rFonts w:hint="default"/>
+          <w:b w:val="0"/>
+          <w:bCs w:val="0"/>
+          <w:sz w:val="24"/>
+          <w:szCs w:val="24"/>
+          <w:lang w:eastAsia="zh-CN"/>
+        </w:rPr>
+        <w:t>3 4 7 1</w:t>
+      </w:r>
+    </w:p>
+    <w:p>
+      <w:pPr>
+        <w:widowControl w:val="0"/>
+        <w:numPr>
+          <w:ilvl w:val="0"/>
+          <w:numId w:val="0"/>
+        </w:numPr>
+        <w:ind w:firstLine="0" w:firstLineChars="0"/>
+        <w:jc w:val="both"/>
+        <w:rPr>
+          <w:rFonts w:hint="default"/>
+          <w:b w:val="0"/>
+          <w:bCs w:val="0"/>
+          <w:sz w:val="24"/>
+          <w:szCs w:val="24"/>
+          <w:lang w:eastAsia="zh-CN"/>
+        </w:rPr>
+      </w:pPr>
+      <w:r>
+        <w:rPr>
+          <w:rFonts w:hint="default"/>
+          <w:b w:val="0"/>
+          <w:bCs w:val="0"/>
+          <w:sz w:val="24"/>
+          <w:szCs w:val="24"/>
+          <w:lang w:eastAsia="zh-CN"/>
+        </w:rPr>
+        <w:t>4 1 7</w:t>
+      </w:r>
+    </w:p>
+    <w:p>
+      <w:pPr>
+        <w:widowControl w:val="0"/>
+        <w:numPr>
+          <w:ilvl w:val="0"/>
+          <w:numId w:val="0"/>
+        </w:numPr>
+        <w:ind w:firstLine="0" w:firstLineChars="0"/>
+        <w:jc w:val="both"/>
+        <w:rPr>
+          <w:rFonts w:hint="default"/>
+          <w:b w:val="0"/>
+          <w:bCs w:val="0"/>
+          <w:sz w:val="24"/>
+          <w:szCs w:val="24"/>
+          <w:lang w:eastAsia="zh-CN"/>
+        </w:rPr>
+      </w:pPr>
+      <w:r>
+        <w:rPr>
+          <w:rFonts w:hint="default"/>
+          <w:b w:val="0"/>
+          <w:bCs w:val="0"/>
+          <w:sz w:val="24"/>
+          <w:szCs w:val="24"/>
+          <w:lang w:eastAsia="zh-CN"/>
+        </w:rPr>
+        <w:t>2 7</w:t>
+      </w:r>
+    </w:p>
+    <w:p>
+      <w:pPr>
+        <w:widowControl w:val="0"/>
+        <w:numPr>
+          <w:ilvl w:val="0"/>
+          <w:numId w:val="0"/>
+        </w:numPr>
+        <w:ind w:firstLine="0" w:firstLineChars="0"/>
+        <w:jc w:val="both"/>
+        <w:rPr>
+          <w:rFonts w:hint="default"/>
+          <w:b w:val="0"/>
+          <w:bCs w:val="0"/>
+          <w:sz w:val="24"/>
+          <w:szCs w:val="24"/>
+          <w:lang w:eastAsia="zh-CN"/>
+        </w:rPr>
+      </w:pPr>
+      <w:r>
+        <w:rPr>
+          <w:rFonts w:hint="default"/>
+          <w:b w:val="0"/>
+          <w:bCs w:val="0"/>
+          <w:sz w:val="24"/>
+          <w:szCs w:val="24"/>
+          <w:lang w:eastAsia="zh-CN"/>
+        </w:rPr>
+        <w:t>4 1 1</w:t>
+      </w:r>
+    </w:p>
+    <w:p>
+      <w:pPr>
+        <w:widowControl w:val="0"/>
+        <w:numPr>
+          <w:ilvl w:val="0"/>
+          <w:numId w:val="0"/>
+        </w:numPr>
+        <w:ind w:firstLine="0" w:firstLineChars="0"/>
+        <w:jc w:val="both"/>
+        <w:rPr>
+          <w:rFonts w:hint="default"/>
+          <w:b w:val="0"/>
+          <w:bCs w:val="0"/>
+          <w:sz w:val="24"/>
+          <w:szCs w:val="24"/>
+          <w:lang w:eastAsia="zh-CN"/>
+        </w:rPr>
+      </w:pPr>
+      <w:r>
+        <w:rPr>
+          <w:rFonts w:hint="default"/>
+          <w:b w:val="0"/>
+          <w:bCs w:val="0"/>
+          <w:sz w:val="24"/>
+          <w:szCs w:val="24"/>
+          <w:lang w:eastAsia="zh-CN"/>
+        </w:rPr>
+        <w:t>4 1 5</w:t>
+      </w:r>
+    </w:p>
+    <w:p>
+      <w:pPr>
+        <w:widowControl w:val="0"/>
+        <w:numPr>
+          <w:ilvl w:val="0"/>
+          <w:numId w:val="0"/>
+        </w:numPr>
+        <w:ind w:firstLine="0" w:firstLineChars="0"/>
+        <w:jc w:val="both"/>
+        <w:rPr>
+          <w:rFonts w:hint="eastAsia"/>
+          <w:b w:val="0"/>
+          <w:bCs w:val="0"/>
+          <w:sz w:val="24"/>
+          <w:szCs w:val="24"/>
+          <w:lang w:eastAsia="zh-CN"/>
+        </w:rPr>
+      </w:pPr>
+      <w:r>
+        <w:rPr>
+          <w:rFonts w:hint="default"/>
+          <w:b w:val="0"/>
+          <w:bCs w:val="0"/>
+          <w:sz w:val="24"/>
+          <w:szCs w:val="24"/>
+          <w:lang w:eastAsia="zh-CN"/>
+        </w:rPr>
+        <w:t>4 2 5 1</w:t>
+      </w:r>
+    </w:p>
+    <w:p>
+      <w:pPr>
+        <w:widowControl w:val="0"/>
+        <w:numPr>
+          <w:ilvl w:val="0"/>
+          <w:numId w:val="0"/>
+        </w:numPr>
+        <w:jc w:val="both"/>
+        <w:rPr>
+          <w:rFonts w:hint="eastAsia"/>
+          <w:b w:val="0"/>
+          <w:bCs w:val="0"/>
+          <w:sz w:val="24"/>
+          <w:szCs w:val="24"/>
+          <w:lang w:eastAsia="zh-CN"/>
         </w:rPr>
       </w:pPr>
     </w:p>
@@ -771,6 +1458,307 @@
     </w:p>
     <w:p>
       <w:pPr>
+        <w:ind w:firstLine="0" w:firstLineChars="0"/>
+        <w:jc w:val="both"/>
+        <w:rPr>
+          <w:rFonts w:hint="eastAsia"/>
+          <w:b w:val="0"/>
+          <w:bCs w:val="0"/>
+          <w:sz w:val="24"/>
+          <w:szCs w:val="24"/>
+          <w:lang w:val="en-US" w:eastAsia="zh-CN"/>
+        </w:rPr>
+      </w:pPr>
+      <w:bookmarkStart w:id="5" w:name="OLE_LINK9"/>
+      <w:r>
+        <w:rPr>
+          <w:rFonts w:hint="eastAsia"/>
+          <w:b w:val="0"/>
+          <w:bCs w:val="0"/>
+          <w:sz w:val="24"/>
+          <w:szCs w:val="24"/>
+          <w:lang w:val="en-US" w:eastAsia="zh-CN"/>
+        </w:rPr>
+        <w:t>8</w:t>
+      </w:r>
+    </w:p>
+    <w:p>
+      <w:pPr>
+        <w:ind w:firstLine="0" w:firstLineChars="0"/>
+        <w:jc w:val="both"/>
+        <w:rPr>
+          <w:rFonts w:hint="eastAsia"/>
+          <w:b w:val="0"/>
+          <w:bCs w:val="0"/>
+          <w:sz w:val="24"/>
+          <w:szCs w:val="24"/>
+          <w:lang w:val="en-US" w:eastAsia="zh-CN"/>
+        </w:rPr>
+      </w:pPr>
+      <w:r>
+        <w:rPr>
+          <w:rFonts w:hint="eastAsia"/>
+          <w:b w:val="0"/>
+          <w:bCs w:val="0"/>
+          <w:sz w:val="24"/>
+          <w:szCs w:val="24"/>
+          <w:lang w:val="en-US" w:eastAsia="zh-CN"/>
+        </w:rPr>
+        <w:t>10</w:t>
+      </w:r>
+    </w:p>
+    <w:p>
+      <w:pPr>
+        <w:ind w:firstLine="0" w:firstLineChars="0"/>
+        <w:jc w:val="both"/>
+        <w:rPr>
+          <w:rFonts w:hint="eastAsia"/>
+          <w:b w:val="0"/>
+          <w:bCs w:val="0"/>
+          <w:sz w:val="24"/>
+          <w:szCs w:val="24"/>
+          <w:lang w:val="en-US" w:eastAsia="zh-CN"/>
+        </w:rPr>
+      </w:pPr>
+      <w:r>
+        <w:rPr>
+          <w:rFonts w:hint="eastAsia"/>
+          <w:b w:val="0"/>
+          <w:bCs w:val="0"/>
+          <w:sz w:val="24"/>
+          <w:szCs w:val="24"/>
+          <w:lang w:val="en-US" w:eastAsia="zh-CN"/>
+        </w:rPr>
+        <w:t>2</w:t>
+      </w:r>
+    </w:p>
+    <w:p>
+      <w:pPr>
+        <w:ind w:firstLine="0" w:firstLineChars="0"/>
+        <w:jc w:val="both"/>
+        <w:rPr>
+          <w:rFonts w:hint="eastAsia"/>
+          <w:b w:val="0"/>
+          <w:bCs w:val="0"/>
+          <w:sz w:val="24"/>
+          <w:szCs w:val="24"/>
+          <w:lang w:val="en-US" w:eastAsia="zh-CN"/>
+        </w:rPr>
+      </w:pPr>
+      <w:r>
+        <w:rPr>
+          <w:rFonts w:hint="eastAsia"/>
+          <w:b w:val="0"/>
+          <w:bCs w:val="0"/>
+          <w:sz w:val="24"/>
+          <w:szCs w:val="24"/>
+          <w:lang w:val="en-US" w:eastAsia="zh-CN"/>
+        </w:rPr>
+        <w:t>3</w:t>
+      </w:r>
+    </w:p>
+    <w:p>
+      <w:pPr>
+        <w:ind w:firstLine="0" w:firstLineChars="0"/>
+        <w:jc w:val="both"/>
+        <w:rPr>
+          <w:rFonts w:hint="eastAsia"/>
+          <w:b w:val="0"/>
+          <w:bCs w:val="0"/>
+          <w:sz w:val="24"/>
+          <w:szCs w:val="24"/>
+          <w:lang w:val="en-US" w:eastAsia="zh-CN"/>
+        </w:rPr>
+      </w:pPr>
+      <w:r>
+        <w:rPr>
+          <w:rFonts w:hint="eastAsia"/>
+          <w:b w:val="0"/>
+          <w:bCs w:val="0"/>
+          <w:sz w:val="24"/>
+          <w:szCs w:val="24"/>
+          <w:lang w:val="en-US" w:eastAsia="zh-CN"/>
+        </w:rPr>
+        <w:t>7</w:t>
+      </w:r>
+    </w:p>
+    <w:p>
+      <w:pPr>
+        <w:ind w:firstLine="0" w:firstLineChars="0"/>
+        <w:jc w:val="both"/>
+        <w:rPr>
+          <w:rFonts w:hint="eastAsia"/>
+          <w:b w:val="0"/>
+          <w:bCs w:val="0"/>
+          <w:sz w:val="24"/>
+          <w:szCs w:val="24"/>
+          <w:lang w:val="en-US" w:eastAsia="zh-CN"/>
+        </w:rPr>
+      </w:pPr>
+      <w:r>
+        <w:rPr>
+          <w:rFonts w:hint="eastAsia"/>
+          <w:b w:val="0"/>
+          <w:bCs w:val="0"/>
+          <w:sz w:val="24"/>
+          <w:szCs w:val="24"/>
+          <w:lang w:val="en-US" w:eastAsia="zh-CN"/>
+        </w:rPr>
+        <w:t>2</w:t>
+      </w:r>
+    </w:p>
+    <w:p>
+      <w:pPr>
+        <w:ind w:firstLine="0" w:firstLineChars="0"/>
+        <w:jc w:val="both"/>
+        <w:rPr>
+          <w:rFonts w:hint="eastAsia"/>
+          <w:b w:val="0"/>
+          <w:bCs w:val="0"/>
+          <w:sz w:val="24"/>
+          <w:szCs w:val="24"/>
+          <w:lang w:val="en-US" w:eastAsia="zh-CN"/>
+        </w:rPr>
+      </w:pPr>
+      <w:r>
+        <w:rPr>
+          <w:rFonts w:hint="eastAsia"/>
+          <w:b w:val="0"/>
+          <w:bCs w:val="0"/>
+          <w:sz w:val="24"/>
+          <w:szCs w:val="24"/>
+          <w:lang w:val="en-US" w:eastAsia="zh-CN"/>
+        </w:rPr>
+        <w:t>11</w:t>
+      </w:r>
+    </w:p>
+    <w:p>
+      <w:pPr>
+        <w:ind w:firstLine="0" w:firstLineChars="0"/>
+        <w:jc w:val="both"/>
+        <w:rPr>
+          <w:rFonts w:hint="eastAsia"/>
+          <w:b w:val="0"/>
+          <w:bCs w:val="0"/>
+          <w:sz w:val="24"/>
+          <w:szCs w:val="24"/>
+          <w:lang w:val="en-US" w:eastAsia="zh-CN"/>
+        </w:rPr>
+      </w:pPr>
+      <w:r>
+        <w:rPr>
+          <w:rFonts w:hint="eastAsia"/>
+          <w:b w:val="0"/>
+          <w:bCs w:val="0"/>
+          <w:sz w:val="24"/>
+          <w:szCs w:val="24"/>
+          <w:lang w:val="en-US" w:eastAsia="zh-CN"/>
+        </w:rPr>
+        <w:t>7</w:t>
+      </w:r>
+    </w:p>
+    <w:p>
+      <w:pPr>
+        <w:ind w:firstLine="0" w:firstLineChars="0"/>
+        <w:jc w:val="both"/>
+        <w:rPr>
+          <w:rFonts w:hint="eastAsia"/>
+          <w:b w:val="0"/>
+          <w:bCs w:val="0"/>
+          <w:sz w:val="24"/>
+          <w:szCs w:val="24"/>
+          <w:lang w:val="en-US" w:eastAsia="zh-CN"/>
+        </w:rPr>
+      </w:pPr>
+      <w:r>
+        <w:rPr>
+          <w:rFonts w:hint="eastAsia"/>
+          <w:b w:val="0"/>
+          <w:bCs w:val="0"/>
+          <w:sz w:val="24"/>
+          <w:szCs w:val="24"/>
+          <w:lang w:val="en-US" w:eastAsia="zh-CN"/>
+        </w:rPr>
+        <w:t>17</w:t>
+      </w:r>
+    </w:p>
+    <w:p>
+      <w:pPr>
+        <w:ind w:firstLine="0" w:firstLineChars="0"/>
+        <w:jc w:val="both"/>
+        <w:rPr>
+          <w:rFonts w:hint="eastAsia"/>
+          <w:b w:val="0"/>
+          <w:bCs w:val="0"/>
+          <w:sz w:val="24"/>
+          <w:szCs w:val="24"/>
+          <w:lang w:val="en-US" w:eastAsia="zh-CN"/>
+        </w:rPr>
+      </w:pPr>
+      <w:r>
+        <w:rPr>
+          <w:rFonts w:hint="eastAsia"/>
+          <w:b w:val="0"/>
+          <w:bCs w:val="0"/>
+          <w:sz w:val="24"/>
+          <w:szCs w:val="24"/>
+          <w:lang w:val="en-US" w:eastAsia="zh-CN"/>
+        </w:rPr>
+        <w:t>17</w:t>
+      </w:r>
+    </w:p>
+    <w:p>
+      <w:pPr>
+        <w:ind w:firstLine="0" w:firstLineChars="0"/>
+        <w:jc w:val="both"/>
+        <w:rPr>
+          <w:rFonts w:hint="eastAsia"/>
+          <w:b w:val="0"/>
+          <w:bCs w:val="0"/>
+          <w:sz w:val="24"/>
+          <w:szCs w:val="24"/>
+          <w:lang w:val="en-US" w:eastAsia="zh-CN"/>
+        </w:rPr>
+      </w:pPr>
+      <w:r>
+        <w:rPr>
+          <w:rFonts w:hint="eastAsia"/>
+          <w:b w:val="0"/>
+          <w:bCs w:val="0"/>
+          <w:sz w:val="24"/>
+          <w:szCs w:val="24"/>
+          <w:lang w:val="en-US" w:eastAsia="zh-CN"/>
+        </w:rPr>
+        <w:t>11</w:t>
+      </w:r>
+    </w:p>
+    <w:p>
+      <w:pPr>
+        <w:ind w:firstLine="0" w:firstLineChars="0"/>
+        <w:jc w:val="both"/>
+        <w:rPr>
+          <w:rFonts w:hint="eastAsia"/>
+          <w:b w:val="0"/>
+          <w:bCs w:val="0"/>
+          <w:sz w:val="24"/>
+          <w:szCs w:val="24"/>
+          <w:lang w:val="en-US" w:eastAsia="zh-CN"/>
+        </w:rPr>
+      </w:pPr>
+      <w:r>
+        <w:rPr>
+          <w:rFonts w:hint="eastAsia"/>
+          <w:b w:val="0"/>
+          <w:bCs w:val="0"/>
+          <w:sz w:val="24"/>
+          <w:szCs w:val="24"/>
+          <w:lang w:val="en-US" w:eastAsia="zh-CN"/>
+        </w:rPr>
+        <w:t>10</w:t>
+      </w:r>
+    </w:p>
+    <w:p>
+      <w:pPr>
         <w:ind w:firstLine="420" w:firstLineChars="0"/>
         <w:jc w:val="both"/>
         <w:rPr>
@@ -782,7 +1770,6 @@
           <w:lang w:val="en-US" w:eastAsia="zh-CN"/>
         </w:rPr>
       </w:pPr>
-      <w:bookmarkStart w:id="5" w:name="OLE_LINK9"/>
     </w:p>
     <w:bookmarkEnd w:id="5"/>
     <w:p>
@@ -874,20 +1861,7 @@
           <w:szCs w:val="24"/>
           <w:lang w:eastAsia="zh-CN"/>
         </w:rPr>
-        <w:t xml:space="preserve">0,0000; </w:t>
-      </w:r>
-      <w:bookmarkStart w:id="6" w:name="_GoBack"/>
-      <w:bookmarkEnd w:id="6"/>
-      <w:r>
-        <w:rPr>
-          <w:rFonts w:hint="default"/>
-          <w:b w:val="0"/>
-          <w:bCs w:val="0"/>
-          <w:sz w:val="24"/>
-          <w:szCs w:val="24"/>
-          <w:lang w:eastAsia="zh-CN"/>
-        </w:rPr>
-        <w:t xml:space="preserve">|v| &lt;= 1,0000; 0 &lt;= </w:t>
+        <w:t xml:space="preserve">0,0000; |v| &lt;= 1,0000; 0 &lt;= </w:t>
       </w:r>
       <w:r>
         <w:rPr>
@@ -943,6 +1917,17 @@
           <w:lang w:eastAsia="zh-CN"/>
         </w:rPr>
         <w:t>0,0000;</w:t>
+      </w:r>
+      <w:r>
+        <w:rPr>
+          <w:rFonts w:hint="default" w:ascii="Calibri" w:hAnsi="Calibri" w:cs="Calibri"/>
+          <w:b w:val="0"/>
+          <w:bCs w:val="0"/>
+          <w:sz w:val="24"/>
+          <w:szCs w:val="24"/>
+          <w:lang w:eastAsia="zh-CN"/>
+        </w:rPr>
+        <w:t xml:space="preserve"> 对于每个4操作，ai互不相同。</w:t>
       </w:r>
     </w:p>
     <w:sectPr>
@@ -1303,7 +2288,7 @@
   <a:themeElements>
     <a:clrScheme name="Office">
       <a:dk1>
-        <a:sysClr val="windowText" lastClr="000000"/>
+        <a:sysClr val="windowText" lastClr="4C4C4C"/>
       </a:dk1>
       <a:lt1>
         <a:sysClr val="window" lastClr="FFFFFF"/>
